--- a/paidagogiko/ΠΡΥ 003-11 - Μεθοδολ Διδασκ και Αποτελεσματικότ/ergasia/kyriakos-previous/Ραουνάς_Σιδέρης_Πληροφορική_ΠΡΥ003.3_ανατροφοδότηση.docx
+++ b/paidagogiko/ΠΡΥ 003-11 - Μεθοδολ Διδασκ και Αποτελεσματικότ/ergasia/kyriakos-previous/Ραουνάς_Σιδέρης_Πληροφορική_ΠΡΥ003.3_ανατροφοδότηση.docx
@@ -1,6 +1,6 @@
 
 <file path=word/document.xml><?xml version="1.0" encoding="utf-8"?>
-<w:document xmlns:wpc="http://schemas.microsoft.com/office/word/2010/wordprocessingCanvas" xmlns:cx="http://schemas.microsoft.com/office/drawing/2014/chartex" xmlns:cx1="http://schemas.microsoft.com/office/drawing/2015/9/8/chartex" xmlns:cx2="http://schemas.microsoft.com/office/drawing/2015/10/21/chartex" xmlns:cx3="http://schemas.microsoft.com/office/drawing/2016/5/9/chartex" xmlns:cx4="http://schemas.microsoft.com/office/drawing/2016/5/10/chartex" xmlns:cx5="http://schemas.microsoft.com/office/drawing/2016/5/11/chartex" xmlns:cx6="http://schemas.microsoft.com/office/drawing/2016/5/12/chartex" xmlns:cx7="http://schemas.microsoft.com/office/drawing/2016/5/13/chartex" xmlns:cx8="http://schemas.microsoft.com/office/drawing/2016/5/14/chartex" xmlns:mc="http://schemas.openxmlformats.org/markup-compatibility/2006" xmlns:aink="http://schemas.microsoft.com/office/drawing/2016/ink" xmlns:am3d="http://schemas.microsoft.com/office/drawing/2017/model3d" xmlns:o="urn:schemas-microsoft-com:office:office" xmlns:oel="http://schemas.microsoft.com/office/2019/extlst" xmlns:r="http://schemas.openxmlformats.org/officeDocument/2006/relationships" xmlns:m="http://schemas.openxmlformats.org/officeDocument/2006/math" xmlns:v="urn:schemas-microsoft-com:vml" xmlns:wp14="http://schemas.microsoft.com/office/word/2010/wordprocessingDrawing" xmlns:wp="http://schemas.openxmlformats.org/drawingml/2006/wordprocessingDrawing" xmlns:w10="urn:schemas-microsoft-com:office:word" xmlns:w="http://schemas.openxmlformats.org/wordprocessingml/2006/main" xmlns:w14="http://schemas.microsoft.com/office/word/2010/wordml" xmlns:w15="http://schemas.microsoft.com/office/word/2012/wordml" xmlns:w16cex="http://schemas.microsoft.com/office/word/2018/wordml/cex" xmlns:w16cid="http://schemas.microsoft.com/office/word/2016/wordml/cid" xmlns:w16="http://schemas.microsoft.com/office/word/2018/wordml" xmlns:w16du="http://schemas.microsoft.com/office/word/2023/wordml/word16du" xmlns:w16sdtdh="http://schemas.microsoft.com/office/word/2020/wordml/sdtdatahash" xmlns:w16se="http://schemas.microsoft.com/office/word/2015/wordml/symex" xmlns:wpg="http://schemas.microsoft.com/office/word/2010/wordprocessingGroup" xmlns:wpi="http://schemas.microsoft.com/office/word/2010/wordprocessingInk" xmlns:wne="http://schemas.microsoft.com/office/word/2006/wordml" xmlns:wps="http://schemas.microsoft.com/office/word/2010/wordprocessingShape" mc:Ignorable="w14 w15 w16se w16cid w16 w16cex w16sdtdh w16du wp14">
+<w:document xmlns:wpc="http://schemas.microsoft.com/office/word/2010/wordprocessingCanvas" xmlns:cx="http://schemas.microsoft.com/office/drawing/2014/chartex" xmlns:cx1="http://schemas.microsoft.com/office/drawing/2015/9/8/chartex" xmlns:cx2="http://schemas.microsoft.com/office/drawing/2015/10/21/chartex" xmlns:cx3="http://schemas.microsoft.com/office/drawing/2016/5/9/chartex" xmlns:cx4="http://schemas.microsoft.com/office/drawing/2016/5/10/chartex" xmlns:cx5="http://schemas.microsoft.com/office/drawing/2016/5/11/chartex" xmlns:cx6="http://schemas.microsoft.com/office/drawing/2016/5/12/chartex" xmlns:cx7="http://schemas.microsoft.com/office/drawing/2016/5/13/chartex" xmlns:cx8="http://schemas.microsoft.com/office/drawing/2016/5/14/chartex" xmlns:mc="http://schemas.openxmlformats.org/markup-compatibility/2006" xmlns:aink="http://schemas.microsoft.com/office/drawing/2016/ink" xmlns:am3d="http://schemas.microsoft.com/office/drawing/2017/model3d" xmlns:o="urn:schemas-microsoft-com:office:office" xmlns:oel="http://schemas.microsoft.com/office/2019/extlst" xmlns:r="http://schemas.openxmlformats.org/officeDocument/2006/relationships" xmlns:m="http://schemas.openxmlformats.org/officeDocument/2006/math" xmlns:v="urn:schemas-microsoft-com:vml" xmlns:wp14="http://schemas.microsoft.com/office/word/2010/wordprocessingDrawing" xmlns:wp="http://schemas.openxmlformats.org/drawingml/2006/wordprocessingDrawing" xmlns:w10="urn:schemas-microsoft-com:office:word" xmlns:w="http://schemas.openxmlformats.org/wordprocessingml/2006/main" xmlns:w14="http://schemas.microsoft.com/office/word/2010/wordml" xmlns:w15="http://schemas.microsoft.com/office/word/2012/wordml" xmlns:w16cex="http://schemas.microsoft.com/office/word/2018/wordml/cex" xmlns:w16cid="http://schemas.microsoft.com/office/word/2016/wordml/cid" xmlns:w16="http://schemas.microsoft.com/office/word/2018/wordml" xmlns:w16du="http://schemas.microsoft.com/office/word/2023/wordml/word16du" xmlns:w16sdtdh="http://schemas.microsoft.com/office/word/2020/wordml/sdtdatahash" xmlns:w16sdtfl="http://schemas.microsoft.com/office/word/2024/wordml/sdtformatlock" xmlns:w16se="http://schemas.microsoft.com/office/word/2015/wordml/symex" xmlns:wpg="http://schemas.microsoft.com/office/word/2010/wordprocessingGroup" xmlns:wpi="http://schemas.microsoft.com/office/word/2010/wordprocessingInk" xmlns:wne="http://schemas.microsoft.com/office/word/2006/wordml" xmlns:wps="http://schemas.microsoft.com/office/word/2010/wordprocessingShape" mc:Ignorable="w14 w15 w16se w16cid w16 w16cex w16sdtdh w16sdtfl w16du wp14">
   <w:body>
     <w:p>
       <w:pPr>
@@ -150,47 +150,7 @@
           <w:sz w:val="24"/>
           <w:szCs w:val="24"/>
         </w:rPr>
-        <w:t>Ονοματεπώνυμο Φοιτητή/</w:t>
-      </w:r>
-      <w:proofErr w:type="spellStart"/>
-      <w:r>
-        <w:rPr>
-          <w:rFonts w:ascii="Times New Roman" w:eastAsia="Times New Roman" w:hAnsi="Times New Roman" w:cs="Times New Roman"/>
-          <w:color w:val="000000"/>
-          <w:sz w:val="24"/>
-          <w:szCs w:val="24"/>
-        </w:rPr>
-        <w:t>τριας</w:t>
-      </w:r>
-      <w:proofErr w:type="spellEnd"/>
-      <w:r>
-        <w:rPr>
-          <w:rFonts w:ascii="Times New Roman" w:eastAsia="Times New Roman" w:hAnsi="Times New Roman" w:cs="Times New Roman"/>
-          <w:color w:val="000000"/>
-          <w:sz w:val="24"/>
-          <w:szCs w:val="24"/>
-        </w:rPr>
-        <w:t xml:space="preserve">, ΑΠΤ, </w:t>
-      </w:r>
-      <w:proofErr w:type="spellStart"/>
-      <w:r>
-        <w:rPr>
-          <w:rFonts w:ascii="Times New Roman" w:eastAsia="Times New Roman" w:hAnsi="Times New Roman" w:cs="Times New Roman"/>
-          <w:color w:val="000000"/>
-          <w:sz w:val="24"/>
-          <w:szCs w:val="24"/>
-        </w:rPr>
-        <w:t>Τηλ</w:t>
-      </w:r>
-      <w:proofErr w:type="spellEnd"/>
-      <w:r>
-        <w:rPr>
-          <w:rFonts w:ascii="Times New Roman" w:eastAsia="Times New Roman" w:hAnsi="Times New Roman" w:cs="Times New Roman"/>
-          <w:color w:val="000000"/>
-          <w:sz w:val="24"/>
-          <w:szCs w:val="24"/>
-        </w:rPr>
-        <w:t>.:</w:t>
+        <w:t>Ονοματεπώνυμο Φοιτητή/τριας, ΑΠΤ, Τηλ.:</w:t>
       </w:r>
     </w:p>
     <w:p>
@@ -218,27 +178,7 @@
           <w:sz w:val="24"/>
           <w:szCs w:val="24"/>
         </w:rPr>
-        <w:t xml:space="preserve">Σάββας </w:t>
-      </w:r>
-      <w:proofErr w:type="spellStart"/>
-      <w:r>
-        <w:rPr>
-          <w:rFonts w:ascii="Times New Roman" w:eastAsia="Times New Roman" w:hAnsi="Times New Roman" w:cs="Times New Roman"/>
-          <w:color w:val="000000"/>
-          <w:sz w:val="24"/>
-          <w:szCs w:val="24"/>
-        </w:rPr>
-        <w:t>Ραουνάς</w:t>
-      </w:r>
-      <w:proofErr w:type="spellEnd"/>
-      <w:r>
-        <w:rPr>
-          <w:rFonts w:ascii="Times New Roman" w:eastAsia="Times New Roman" w:hAnsi="Times New Roman" w:cs="Times New Roman"/>
-          <w:color w:val="000000"/>
-          <w:sz w:val="24"/>
-          <w:szCs w:val="24"/>
-        </w:rPr>
-        <w:t>, 757875, 99898773</w:t>
+        <w:t>Σάββας Ραουνάς, 757875, 99898773</w:t>
       </w:r>
     </w:p>
     <w:p>
@@ -327,43 +267,7 @@
           <w:sz w:val="24"/>
           <w:szCs w:val="24"/>
         </w:rPr>
-        <w:t>Διευθυντής/</w:t>
-      </w:r>
-      <w:proofErr w:type="spellStart"/>
-      <w:r>
-        <w:rPr>
-          <w:rFonts w:ascii="Times New Roman" w:hAnsi="Times New Roman" w:cs="Times New Roman"/>
-          <w:sz w:val="24"/>
-          <w:szCs w:val="24"/>
-        </w:rPr>
-        <w:t>ύντρια</w:t>
-      </w:r>
-      <w:proofErr w:type="spellEnd"/>
-      <w:r>
-        <w:rPr>
-          <w:rFonts w:ascii="Times New Roman" w:hAnsi="Times New Roman" w:cs="Times New Roman"/>
-          <w:sz w:val="24"/>
-          <w:szCs w:val="24"/>
-        </w:rPr>
-        <w:t xml:space="preserve">, Σχολείο, </w:t>
-      </w:r>
-      <w:proofErr w:type="spellStart"/>
-      <w:r>
-        <w:rPr>
-          <w:rFonts w:ascii="Times New Roman" w:hAnsi="Times New Roman" w:cs="Times New Roman"/>
-          <w:sz w:val="24"/>
-          <w:szCs w:val="24"/>
-        </w:rPr>
-        <w:t>Τηλ</w:t>
-      </w:r>
-      <w:proofErr w:type="spellEnd"/>
-      <w:r>
-        <w:rPr>
-          <w:rFonts w:ascii="Times New Roman" w:hAnsi="Times New Roman" w:cs="Times New Roman"/>
-          <w:sz w:val="24"/>
-          <w:szCs w:val="24"/>
-        </w:rPr>
-        <w:t>.:</w:t>
+        <w:t>Διευθυντής/ύντρια, Σχολείο, Τηλ.:</w:t>
       </w:r>
       <w:r>
         <w:rPr>
@@ -679,6 +583,7 @@
           <w:rFonts w:ascii="Times New Roman" w:eastAsia="Times New Roman" w:hAnsi="Times New Roman" w:cs="Times New Roman"/>
           <w:sz w:val="24"/>
           <w:szCs w:val="24"/>
+          <w:lang w:val="en-US"/>
         </w:rPr>
       </w:pPr>
     </w:p>
@@ -768,43 +673,7 @@
           <w:sz w:val="24"/>
           <w:szCs w:val="24"/>
         </w:rPr>
-        <w:t xml:space="preserve"> με καθοδηγούμενες δραστηριότητες για προσανατολισμό και ενεργό ρόλο των μαθητών (</w:t>
-      </w:r>
-      <w:proofErr w:type="spellStart"/>
-      <w:r>
-        <w:rPr>
-          <w:rFonts w:ascii="Times New Roman" w:eastAsia="Times New Roman" w:hAnsi="Times New Roman" w:cs="Times New Roman"/>
-          <w:sz w:val="24"/>
-          <w:szCs w:val="24"/>
-        </w:rPr>
-        <w:t>Piaget</w:t>
-      </w:r>
-      <w:proofErr w:type="spellEnd"/>
-      <w:r>
-        <w:rPr>
-          <w:rFonts w:ascii="Times New Roman" w:eastAsia="Times New Roman" w:hAnsi="Times New Roman" w:cs="Times New Roman"/>
-          <w:sz w:val="24"/>
-          <w:szCs w:val="24"/>
-        </w:rPr>
-        <w:t xml:space="preserve">, </w:t>
-      </w:r>
-      <w:proofErr w:type="spellStart"/>
-      <w:r>
-        <w:rPr>
-          <w:rFonts w:ascii="Times New Roman" w:eastAsia="Times New Roman" w:hAnsi="Times New Roman" w:cs="Times New Roman"/>
-          <w:sz w:val="24"/>
-          <w:szCs w:val="24"/>
-        </w:rPr>
-        <w:t>Dewey</w:t>
-      </w:r>
-      <w:proofErr w:type="spellEnd"/>
-      <w:r>
-        <w:rPr>
-          <w:rFonts w:ascii="Times New Roman" w:eastAsia="Times New Roman" w:hAnsi="Times New Roman" w:cs="Times New Roman"/>
-          <w:sz w:val="24"/>
-          <w:szCs w:val="24"/>
-        </w:rPr>
-        <w:t>).</w:t>
+        <w:t xml:space="preserve"> με καθοδηγούμενες δραστηριότητες για προσανατολισμό και ενεργό ρόλο των μαθητών (Piaget, Dewey).</w:t>
       </w:r>
       <w:r>
         <w:rPr>
@@ -883,6 +752,9 @@
       <w:r>
         <w:rPr>
           <w:rStyle w:val="CommentReference"/>
+          <w:rFonts w:ascii="Times New Roman" w:eastAsia="Times New Roman" w:hAnsi="Times New Roman" w:cs="Times New Roman"/>
+          <w:sz w:val="24"/>
+          <w:szCs w:val="24"/>
         </w:rPr>
         <w:commentReference w:id="0"/>
       </w:r>
@@ -983,6 +855,9 @@
       <w:r>
         <w:rPr>
           <w:rStyle w:val="CommentReference"/>
+          <w:rFonts w:ascii="Times New Roman" w:eastAsia="Times New Roman" w:hAnsi="Times New Roman" w:cs="Times New Roman"/>
+          <w:sz w:val="24"/>
+          <w:szCs w:val="24"/>
         </w:rPr>
         <w:commentReference w:id="1"/>
       </w:r>
@@ -990,6 +865,9 @@
       <w:r>
         <w:rPr>
           <w:rStyle w:val="CommentReference"/>
+          <w:rFonts w:ascii="Times New Roman" w:eastAsia="Times New Roman" w:hAnsi="Times New Roman" w:cs="Times New Roman"/>
+          <w:sz w:val="24"/>
+          <w:szCs w:val="24"/>
         </w:rPr>
         <w:commentReference w:id="2"/>
       </w:r>
@@ -1074,9 +952,17 @@
           <w:sz w:val="24"/>
           <w:szCs w:val="24"/>
         </w:rPr>
-        <w:t xml:space="preserve">έσω συζήτησης στην ολομέλεια, καταλήγουμε στο συμπέρασμα ότι η απλή αντιγραφή της ίδιας σειράς εντολών πολλές φορές δεν είναι αποτελεσματική και υπάρχει ανάγκη από την εντολή </w:t>
-      </w:r>
-      <w:proofErr w:type="spellStart"/>
+        <w:t xml:space="preserve">έσω συζήτησης </w:t>
+      </w:r>
+      <w:r>
+        <w:rPr>
+          <w:rFonts w:ascii="Times New Roman" w:eastAsia="Times New Roman" w:hAnsi="Times New Roman" w:cs="Times New Roman"/>
+          <w:sz w:val="24"/>
+          <w:szCs w:val="24"/>
+        </w:rPr>
+        <w:lastRenderedPageBreak/>
+        <w:t xml:space="preserve">στην ολομέλεια, καταλήγουμε στο συμπέρασμα ότι η απλή αντιγραφή της ίδιας σειράς εντολών πολλές φορές δεν είναι αποτελεσματική και υπάρχει ανάγκη από την εντολή </w:t>
+      </w:r>
       <w:r>
         <w:rPr>
           <w:rFonts w:ascii="Times New Roman" w:eastAsia="Times New Roman" w:hAnsi="Times New Roman" w:cs="Times New Roman"/>
@@ -1087,7 +973,6 @@
         </w:rPr>
         <w:t>while</w:t>
       </w:r>
-      <w:proofErr w:type="spellEnd"/>
       <w:r>
         <w:rPr>
           <w:rFonts w:ascii="Times New Roman" w:eastAsia="Times New Roman" w:hAnsi="Times New Roman" w:cs="Times New Roman"/>
@@ -1200,7 +1085,6 @@
         </w:rPr>
         <w:t xml:space="preserve">η νέα γνώση στη </w:t>
       </w:r>
-      <w:proofErr w:type="spellStart"/>
       <w:r>
         <w:rPr>
           <w:rFonts w:ascii="Times New Roman" w:eastAsia="Times New Roman" w:hAnsi="Times New Roman" w:cs="Times New Roman"/>
@@ -1209,7 +1093,6 @@
         </w:rPr>
         <w:t>προυπάρχουσα</w:t>
       </w:r>
-      <w:proofErr w:type="spellEnd"/>
       <w:r>
         <w:rPr>
           <w:rFonts w:ascii="Times New Roman" w:eastAsia="Times New Roman" w:hAnsi="Times New Roman" w:cs="Times New Roman"/>
@@ -1280,25 +1163,7 @@
           <w:sz w:val="24"/>
           <w:szCs w:val="24"/>
         </w:rPr>
-        <w:t xml:space="preserve"> να κρίνουν την αξιοπιστία των ισχυρισμών, να διατυπώνουν επιχειρήματα, να βρίσκουν ισχυρισμούς και να </w:t>
-      </w:r>
-      <w:proofErr w:type="spellStart"/>
-      <w:r>
-        <w:rPr>
-          <w:rFonts w:ascii="Times New Roman" w:eastAsia="Times New Roman" w:hAnsi="Times New Roman" w:cs="Times New Roman"/>
-          <w:sz w:val="24"/>
-          <w:szCs w:val="24"/>
-        </w:rPr>
-        <w:t>αναστοχάζονται</w:t>
-      </w:r>
-      <w:proofErr w:type="spellEnd"/>
-      <w:r>
-        <w:rPr>
-          <w:rFonts w:ascii="Times New Roman" w:eastAsia="Times New Roman" w:hAnsi="Times New Roman" w:cs="Times New Roman"/>
-          <w:sz w:val="24"/>
-          <w:szCs w:val="24"/>
-        </w:rPr>
-        <w:t xml:space="preserve"> για τις σκέψεις και τις πράξεις τους. </w:t>
+        <w:t xml:space="preserve"> να κρίνουν την αξιοπιστία των ισχυρισμών, να διατυπώνουν επιχειρήματα, να βρίσκουν ισχυρισμούς και να αναστοχάζονται για τις σκέψεις και τις πράξεις τους. </w:t>
       </w:r>
       <w:commentRangeStart w:id="3"/>
       <w:r>
@@ -1307,30 +1172,15 @@
           <w:sz w:val="24"/>
           <w:szCs w:val="24"/>
         </w:rPr>
-        <w:t xml:space="preserve">Ξεκινώντας από την </w:t>
-      </w:r>
-      <w:proofErr w:type="spellStart"/>
-      <w:r>
-        <w:rPr>
-          <w:rFonts w:ascii="Times New Roman" w:eastAsia="Times New Roman" w:hAnsi="Times New Roman" w:cs="Times New Roman"/>
-          <w:sz w:val="24"/>
-          <w:szCs w:val="24"/>
-        </w:rPr>
-        <w:t>αφόρμηση</w:t>
-      </w:r>
-      <w:proofErr w:type="spellEnd"/>
-      <w:r>
-        <w:rPr>
-          <w:rFonts w:ascii="Times New Roman" w:eastAsia="Times New Roman" w:hAnsi="Times New Roman" w:cs="Times New Roman"/>
-          <w:sz w:val="24"/>
-          <w:szCs w:val="24"/>
-        </w:rPr>
-        <w:t xml:space="preserve"> </w:t>
+        <w:t xml:space="preserve">Ξεκινώντας από την αφόρμηση </w:t>
       </w:r>
       <w:commentRangeEnd w:id="3"/>
       <w:r>
         <w:rPr>
           <w:rStyle w:val="CommentReference"/>
+          <w:rFonts w:ascii="Times New Roman" w:eastAsia="Times New Roman" w:hAnsi="Times New Roman" w:cs="Times New Roman"/>
+          <w:sz w:val="24"/>
+          <w:szCs w:val="24"/>
         </w:rPr>
         <w:commentReference w:id="3"/>
       </w:r>
@@ -1434,25 +1284,7 @@
           <w:sz w:val="24"/>
           <w:szCs w:val="24"/>
         </w:rPr>
-        <w:t xml:space="preserve"> (</w:t>
-      </w:r>
-      <w:proofErr w:type="spellStart"/>
-      <w:r>
-        <w:rPr>
-          <w:rFonts w:ascii="Times New Roman" w:eastAsia="Times New Roman" w:hAnsi="Times New Roman" w:cs="Times New Roman"/>
-          <w:sz w:val="24"/>
-          <w:szCs w:val="24"/>
-        </w:rPr>
-        <w:t>timi</w:t>
-      </w:r>
-      <w:proofErr w:type="spellEnd"/>
-      <w:r>
-        <w:rPr>
-          <w:rFonts w:ascii="Times New Roman" w:eastAsia="Times New Roman" w:hAnsi="Times New Roman" w:cs="Times New Roman"/>
-          <w:sz w:val="24"/>
-          <w:szCs w:val="24"/>
-        </w:rPr>
-        <w:t xml:space="preserve">) και ζητά από τους μαθητές να αναφέρουν τις εντολές για δημιουργία λογικού διαγράμματος </w:t>
+        <w:t xml:space="preserve"> (timi) και ζητά από τους μαθητές να αναφέρουν τις εντολές για δημιουργία λογικού διαγράμματος </w:t>
       </w:r>
       <w:r>
         <w:rPr>
@@ -1518,6 +1350,9 @@
       <w:r>
         <w:rPr>
           <w:rStyle w:val="CommentReference"/>
+          <w:rFonts w:ascii="Times New Roman" w:eastAsia="Times New Roman" w:hAnsi="Times New Roman" w:cs="Times New Roman"/>
+          <w:sz w:val="24"/>
+          <w:szCs w:val="24"/>
         </w:rPr>
         <w:commentReference w:id="4"/>
       </w:r>
@@ -1567,6 +1402,7 @@
           <w:sz w:val="32"/>
           <w:szCs w:val="32"/>
         </w:rPr>
+        <w:lastRenderedPageBreak/>
         <w:t>Επιδιώξεις-</w:t>
       </w:r>
       <w:commentRangeStart w:id="5"/>
@@ -1583,6 +1419,8 @@
       <w:r>
         <w:rPr>
           <w:rStyle w:val="CommentReference"/>
+          <w:sz w:val="22"/>
+          <w:szCs w:val="22"/>
         </w:rPr>
         <w:commentReference w:id="5"/>
       </w:r>
@@ -1704,7 +1542,6 @@
         </w:rPr>
         <w:t xml:space="preserve">δομή επανάληψης </w:t>
       </w:r>
-      <w:proofErr w:type="spellStart"/>
       <w:r>
         <w:rPr>
           <w:rFonts w:ascii="Times New Roman" w:eastAsia="Times New Roman" w:hAnsi="Times New Roman" w:cs="Times New Roman"/>
@@ -1715,7 +1552,6 @@
         </w:rPr>
         <w:t>while</w:t>
       </w:r>
-      <w:proofErr w:type="spellEnd"/>
       <w:r>
         <w:rPr>
           <w:rFonts w:ascii="Times New Roman" w:eastAsia="Times New Roman" w:hAnsi="Times New Roman" w:cs="Times New Roman"/>
@@ -1738,25 +1574,7 @@
           <w:sz w:val="24"/>
           <w:szCs w:val="24"/>
         </w:rPr>
-        <w:t xml:space="preserve">.  Επιπλέον, το σημερινό μάθημα αποσκοπεί στην προσθήκη </w:t>
-      </w:r>
-      <w:proofErr w:type="spellStart"/>
-      <w:r>
-        <w:rPr>
-          <w:rFonts w:ascii="Times New Roman" w:eastAsia="Times New Roman" w:hAnsi="Times New Roman" w:cs="Times New Roman"/>
-          <w:sz w:val="24"/>
-          <w:szCs w:val="24"/>
-        </w:rPr>
-        <w:t>προυπάρχουσας</w:t>
-      </w:r>
-      <w:proofErr w:type="spellEnd"/>
-      <w:r>
-        <w:rPr>
-          <w:rFonts w:ascii="Times New Roman" w:eastAsia="Times New Roman" w:hAnsi="Times New Roman" w:cs="Times New Roman"/>
-          <w:sz w:val="24"/>
-          <w:szCs w:val="24"/>
-        </w:rPr>
-        <w:t xml:space="preserve"> γνώσης όσο αφορά </w:t>
+        <w:t xml:space="preserve">.  Επιπλέον, το σημερινό μάθημα αποσκοπεί στην προσθήκη προυπάρχουσας γνώσης όσο αφορά </w:t>
       </w:r>
       <w:r>
         <w:rPr>
@@ -1869,16 +1687,20 @@
       <w:r>
         <w:rPr>
           <w:rStyle w:val="CommentReference"/>
-        </w:rPr>
-        <w:commentReference w:id="6"/>
-      </w:r>
-      <w:r>
-        <w:rPr>
           <w:rFonts w:ascii="Times New Roman" w:eastAsia="Times New Roman" w:hAnsi="Times New Roman" w:cs="Times New Roman"/>
           <w:b/>
           <w:sz w:val="32"/>
           <w:szCs w:val="32"/>
         </w:rPr>
+        <w:commentReference w:id="6"/>
+      </w:r>
+      <w:r>
+        <w:rPr>
+          <w:rFonts w:ascii="Times New Roman" w:eastAsia="Times New Roman" w:hAnsi="Times New Roman" w:cs="Times New Roman"/>
+          <w:b/>
+          <w:sz w:val="32"/>
+          <w:szCs w:val="32"/>
+        </w:rPr>
         <w:t>/Μαθησιακά Αποτελέσματα:</w:t>
       </w:r>
     </w:p>
@@ -1899,27 +1721,7 @@
           <w:sz w:val="24"/>
           <w:szCs w:val="24"/>
         </w:rPr>
-        <w:t>Οι μαθητές/</w:t>
-      </w:r>
-      <w:proofErr w:type="spellStart"/>
-      <w:r>
-        <w:rPr>
-          <w:rFonts w:ascii="Times New Roman" w:eastAsia="Times New Roman" w:hAnsi="Times New Roman" w:cs="Times New Roman"/>
-          <w:color w:val="000000"/>
-          <w:sz w:val="24"/>
-          <w:szCs w:val="24"/>
-        </w:rPr>
-        <w:t>τριες</w:t>
-      </w:r>
-      <w:proofErr w:type="spellEnd"/>
-      <w:r>
-        <w:rPr>
-          <w:rFonts w:ascii="Times New Roman" w:eastAsia="Times New Roman" w:hAnsi="Times New Roman" w:cs="Times New Roman"/>
-          <w:color w:val="000000"/>
-          <w:sz w:val="24"/>
-          <w:szCs w:val="24"/>
-        </w:rPr>
-        <w:t xml:space="preserve"> να: </w:t>
+        <w:t xml:space="preserve">Οι μαθητές/τριες να: </w:t>
       </w:r>
     </w:p>
     <w:p>
@@ -1938,25 +1740,7 @@
           <w:sz w:val="24"/>
           <w:szCs w:val="24"/>
         </w:rPr>
-        <w:t xml:space="preserve">Δ1. Χρησιμοποιούν τη δομή επανάληψης </w:t>
-      </w:r>
-      <w:proofErr w:type="spellStart"/>
-      <w:r>
-        <w:rPr>
-          <w:rFonts w:ascii="Times New Roman" w:eastAsia="Times New Roman" w:hAnsi="Times New Roman" w:cs="Times New Roman"/>
-          <w:sz w:val="24"/>
-          <w:szCs w:val="24"/>
-        </w:rPr>
-        <w:t>while</w:t>
-      </w:r>
-      <w:proofErr w:type="spellEnd"/>
-      <w:r>
-        <w:rPr>
-          <w:rFonts w:ascii="Times New Roman" w:eastAsia="Times New Roman" w:hAnsi="Times New Roman" w:cs="Times New Roman"/>
-          <w:sz w:val="24"/>
-          <w:szCs w:val="24"/>
-        </w:rPr>
-        <w:t>.</w:t>
+        <w:t>Δ1. Χρησιμοποιούν τη δομή επανάληψης while.</w:t>
       </w:r>
     </w:p>
     <w:p>
@@ -1990,6 +1774,9 @@
       <w:r>
         <w:rPr>
           <w:rStyle w:val="CommentReference"/>
+          <w:rFonts w:ascii="Times New Roman" w:eastAsia="Times New Roman" w:hAnsi="Times New Roman" w:cs="Times New Roman"/>
+          <w:sz w:val="24"/>
+          <w:szCs w:val="24"/>
         </w:rPr>
         <w:commentReference w:id="7"/>
       </w:r>
@@ -2030,6 +1817,7 @@
           <w:sz w:val="24"/>
           <w:szCs w:val="24"/>
         </w:rPr>
+        <w:lastRenderedPageBreak/>
         <w:t>Δ4. Προτείνουν μια λύση για την επίλυση του προβλήματος.</w:t>
       </w:r>
     </w:p>
@@ -2055,6 +1843,9 @@
       <w:r>
         <w:rPr>
           <w:rStyle w:val="CommentReference"/>
+          <w:rFonts w:ascii="Times New Roman" w:eastAsia="Times New Roman" w:hAnsi="Times New Roman" w:cs="Times New Roman"/>
+          <w:sz w:val="24"/>
+          <w:szCs w:val="24"/>
         </w:rPr>
         <w:commentReference w:id="8"/>
       </w:r>
@@ -2109,6 +1900,9 @@
       <w:r>
         <w:rPr>
           <w:rStyle w:val="CommentReference"/>
+          <w:rFonts w:ascii="Times New Roman" w:eastAsia="Times New Roman" w:hAnsi="Times New Roman" w:cs="Times New Roman"/>
+          <w:sz w:val="24"/>
+          <w:szCs w:val="24"/>
         </w:rPr>
         <w:commentReference w:id="9"/>
       </w:r>
@@ -2137,19 +1931,19 @@
           <w:sz w:val="32"/>
           <w:szCs w:val="32"/>
         </w:rPr>
-        <w:t>Προϋποθέσεις-</w:t>
-      </w:r>
-      <w:proofErr w:type="spellStart"/>
-      <w:r>
-        <w:rPr>
+        <w:t xml:space="preserve">Προϋποθέσεις-προϋπάρχουσες </w:t>
+      </w:r>
+      <w:commentRangeEnd w:id="10"/>
+      <w:r>
+        <w:rPr>
+          <w:rStyle w:val="CommentReference"/>
           <w:rFonts w:ascii="Times New Roman" w:eastAsia="Times New Roman" w:hAnsi="Times New Roman" w:cs="Times New Roman"/>
           <w:b/>
           <w:sz w:val="32"/>
           <w:szCs w:val="32"/>
         </w:rPr>
-        <w:t>προϋπάρχουσες</w:t>
-      </w:r>
-      <w:proofErr w:type="spellEnd"/>
+        <w:commentReference w:id="10"/>
+      </w:r>
       <w:r>
         <w:rPr>
           <w:rFonts w:ascii="Times New Roman" w:eastAsia="Times New Roman" w:hAnsi="Times New Roman" w:cs="Times New Roman"/>
@@ -2157,230 +1951,201 @@
           <w:sz w:val="32"/>
           <w:szCs w:val="32"/>
         </w:rPr>
-        <w:t xml:space="preserve"> </w:t>
-      </w:r>
-      <w:commentRangeEnd w:id="10"/>
-      <w:r>
-        <w:rPr>
-          <w:rStyle w:val="CommentReference"/>
-        </w:rPr>
-        <w:commentReference w:id="10"/>
-      </w:r>
-      <w:r>
+        <w:t>γνώσεις :</w:t>
+      </w:r>
+    </w:p>
+    <w:p>
+      <w:pPr>
+        <w:spacing w:before="120" w:after="120" w:line="360" w:lineRule="auto"/>
+        <w:rPr>
+          <w:rFonts w:ascii="Times New Roman" w:eastAsia="Times New Roman" w:hAnsi="Times New Roman" w:cs="Times New Roman"/>
+          <w:sz w:val="24"/>
+          <w:szCs w:val="24"/>
+        </w:rPr>
+      </w:pPr>
+      <w:r>
+        <w:rPr>
+          <w:rFonts w:ascii="Times New Roman" w:eastAsia="Times New Roman" w:hAnsi="Times New Roman" w:cs="Times New Roman"/>
+          <w:sz w:val="24"/>
+          <w:szCs w:val="24"/>
+        </w:rPr>
+        <w:t xml:space="preserve">Οι μαθητές/τριες να: </w:t>
+      </w:r>
+    </w:p>
+    <w:p>
+      <w:pPr>
+        <w:spacing w:before="120" w:after="120" w:line="360" w:lineRule="auto"/>
+        <w:jc w:val="both"/>
+        <w:rPr>
+          <w:rFonts w:ascii="Times New Roman" w:eastAsia="Times New Roman" w:hAnsi="Times New Roman" w:cs="Times New Roman"/>
+          <w:sz w:val="24"/>
+          <w:szCs w:val="24"/>
+        </w:rPr>
+      </w:pPr>
+      <w:r>
+        <w:rPr>
+          <w:rFonts w:ascii="Times New Roman" w:eastAsia="Times New Roman" w:hAnsi="Times New Roman" w:cs="Times New Roman"/>
+          <w:sz w:val="24"/>
+          <w:szCs w:val="24"/>
+        </w:rPr>
+        <w:tab/>
+        <w:t>Π1. Αναφέρουν και περιγράφουν τις φάσεις του κύκλου Ανάπτυξης μιας Εφαρμογής</w:t>
+      </w:r>
+    </w:p>
+    <w:p>
+      <w:pPr>
+        <w:spacing w:before="120" w:after="120" w:line="360" w:lineRule="auto"/>
+        <w:jc w:val="both"/>
+        <w:rPr>
+          <w:rFonts w:ascii="Times New Roman" w:eastAsia="Times New Roman" w:hAnsi="Times New Roman" w:cs="Times New Roman"/>
+          <w:sz w:val="24"/>
+          <w:szCs w:val="24"/>
+        </w:rPr>
+      </w:pPr>
+      <w:r>
+        <w:rPr>
+          <w:rFonts w:ascii="Times New Roman" w:eastAsia="Times New Roman" w:hAnsi="Times New Roman" w:cs="Times New Roman"/>
+          <w:sz w:val="24"/>
+          <w:szCs w:val="24"/>
+        </w:rPr>
+        <w:tab/>
+        <w:t>Π2. Ενεργοποιούν το περιβάλλον προγραμματισμού</w:t>
+      </w:r>
+    </w:p>
+    <w:p>
+      <w:pPr>
+        <w:spacing w:before="120" w:after="120" w:line="360" w:lineRule="auto"/>
+        <w:jc w:val="both"/>
+        <w:rPr>
+          <w:rFonts w:ascii="Times New Roman" w:eastAsia="Times New Roman" w:hAnsi="Times New Roman" w:cs="Times New Roman"/>
+          <w:sz w:val="24"/>
+          <w:szCs w:val="24"/>
+        </w:rPr>
+      </w:pPr>
+      <w:r>
+        <w:rPr>
+          <w:rFonts w:ascii="Times New Roman" w:eastAsia="Times New Roman" w:hAnsi="Times New Roman" w:cs="Times New Roman"/>
+          <w:sz w:val="24"/>
+          <w:szCs w:val="24"/>
+        </w:rPr>
+        <w:tab/>
+        <w:t>Π3. Εκτελούν και να αποθηκεύουν ένα πρόγραμμα</w:t>
+      </w:r>
+    </w:p>
+    <w:p>
+      <w:pPr>
+        <w:spacing w:before="120" w:after="120" w:line="360" w:lineRule="auto"/>
+        <w:jc w:val="both"/>
+        <w:rPr>
+          <w:rFonts w:ascii="Times New Roman" w:eastAsia="Times New Roman" w:hAnsi="Times New Roman" w:cs="Times New Roman"/>
+          <w:sz w:val="24"/>
+          <w:szCs w:val="24"/>
+        </w:rPr>
+      </w:pPr>
+      <w:r>
+        <w:rPr>
+          <w:rFonts w:ascii="Times New Roman" w:eastAsia="Times New Roman" w:hAnsi="Times New Roman" w:cs="Times New Roman"/>
+          <w:sz w:val="24"/>
+          <w:szCs w:val="24"/>
+        </w:rPr>
+        <w:tab/>
+        <w:t>Π4. Χρησιμοποιούν μεταβλητές με βάση τις ανάγκες του αλγορίθμου/προγράμματος</w:t>
+      </w:r>
+    </w:p>
+    <w:p>
+      <w:pPr>
+        <w:spacing w:before="120" w:after="120" w:line="360" w:lineRule="auto"/>
+        <w:jc w:val="both"/>
+        <w:rPr>
+          <w:rFonts w:ascii="Times New Roman" w:eastAsia="Times New Roman" w:hAnsi="Times New Roman" w:cs="Times New Roman"/>
+          <w:sz w:val="24"/>
+          <w:szCs w:val="24"/>
+        </w:rPr>
+      </w:pPr>
+      <w:r>
+        <w:rPr>
+          <w:rFonts w:ascii="Times New Roman" w:eastAsia="Times New Roman" w:hAnsi="Times New Roman" w:cs="Times New Roman"/>
+          <w:sz w:val="24"/>
+          <w:szCs w:val="24"/>
+        </w:rPr>
+        <w:tab/>
+        <w:t>Π5. Δημιουργούν Λογικά Διαγράμματα</w:t>
+      </w:r>
+    </w:p>
+    <w:p>
+      <w:pPr>
+        <w:spacing w:before="120" w:after="120" w:line="360" w:lineRule="auto"/>
+        <w:jc w:val="both"/>
+        <w:rPr>
+          <w:rFonts w:ascii="Times New Roman" w:eastAsia="Times New Roman" w:hAnsi="Times New Roman" w:cs="Times New Roman"/>
+          <w:sz w:val="24"/>
+          <w:szCs w:val="24"/>
+        </w:rPr>
+      </w:pPr>
+      <w:r>
+        <w:rPr>
+          <w:rFonts w:ascii="Times New Roman" w:eastAsia="Times New Roman" w:hAnsi="Times New Roman" w:cs="Times New Roman"/>
+          <w:sz w:val="24"/>
+          <w:szCs w:val="24"/>
+        </w:rPr>
+        <w:tab/>
+        <w:t>Π6. Μετατρέπουν το λογικό διάγραμμα δομής επανάληψης σε πρόγραμμα.</w:t>
+      </w:r>
+    </w:p>
+    <w:p>
+      <w:pPr>
+        <w:spacing w:before="120" w:after="120" w:line="360" w:lineRule="auto"/>
+        <w:jc w:val="both"/>
+      </w:pPr>
+    </w:p>
+    <w:p>
+      <w:pPr>
         <w:rPr>
           <w:rFonts w:ascii="Times New Roman" w:eastAsia="Times New Roman" w:hAnsi="Times New Roman" w:cs="Times New Roman"/>
           <w:b/>
           <w:sz w:val="32"/>
           <w:szCs w:val="32"/>
         </w:rPr>
-        <w:t>γνώσεις :</w:t>
-      </w:r>
-    </w:p>
-    <w:p>
-      <w:pPr>
-        <w:spacing w:before="120" w:after="120" w:line="360" w:lineRule="auto"/>
-        <w:rPr>
-          <w:rFonts w:ascii="Times New Roman" w:eastAsia="Times New Roman" w:hAnsi="Times New Roman" w:cs="Times New Roman"/>
-          <w:sz w:val="24"/>
-          <w:szCs w:val="24"/>
-        </w:rPr>
-      </w:pPr>
-      <w:r>
-        <w:rPr>
-          <w:rFonts w:ascii="Times New Roman" w:eastAsia="Times New Roman" w:hAnsi="Times New Roman" w:cs="Times New Roman"/>
-          <w:sz w:val="24"/>
-          <w:szCs w:val="24"/>
-        </w:rPr>
-        <w:t>Οι μαθητές/</w:t>
-      </w:r>
-      <w:proofErr w:type="spellStart"/>
-      <w:r>
-        <w:rPr>
-          <w:rFonts w:ascii="Times New Roman" w:eastAsia="Times New Roman" w:hAnsi="Times New Roman" w:cs="Times New Roman"/>
-          <w:sz w:val="24"/>
-          <w:szCs w:val="24"/>
-        </w:rPr>
-        <w:t>τριες</w:t>
-      </w:r>
-      <w:proofErr w:type="spellEnd"/>
-      <w:r>
-        <w:rPr>
-          <w:rFonts w:ascii="Times New Roman" w:eastAsia="Times New Roman" w:hAnsi="Times New Roman" w:cs="Times New Roman"/>
-          <w:sz w:val="24"/>
-          <w:szCs w:val="24"/>
-        </w:rPr>
-        <w:t xml:space="preserve"> να: </w:t>
-      </w:r>
-    </w:p>
-    <w:p>
-      <w:pPr>
-        <w:spacing w:before="120" w:after="120" w:line="360" w:lineRule="auto"/>
-        <w:jc w:val="both"/>
-        <w:rPr>
-          <w:rFonts w:ascii="Times New Roman" w:eastAsia="Times New Roman" w:hAnsi="Times New Roman" w:cs="Times New Roman"/>
-          <w:sz w:val="24"/>
-          <w:szCs w:val="24"/>
-        </w:rPr>
-      </w:pPr>
-      <w:r>
-        <w:rPr>
-          <w:rFonts w:ascii="Times New Roman" w:eastAsia="Times New Roman" w:hAnsi="Times New Roman" w:cs="Times New Roman"/>
-          <w:sz w:val="24"/>
-          <w:szCs w:val="24"/>
-        </w:rPr>
-        <w:tab/>
-        <w:t>Π1. Αναφέρουν και περιγράφουν τις φάσεις του κύκλου Ανάπτυξης μιας Εφαρμογής</w:t>
-      </w:r>
-    </w:p>
-    <w:p>
-      <w:pPr>
-        <w:spacing w:before="120" w:after="120" w:line="360" w:lineRule="auto"/>
-        <w:jc w:val="both"/>
-        <w:rPr>
-          <w:rFonts w:ascii="Times New Roman" w:eastAsia="Times New Roman" w:hAnsi="Times New Roman" w:cs="Times New Roman"/>
-          <w:sz w:val="24"/>
-          <w:szCs w:val="24"/>
-        </w:rPr>
-      </w:pPr>
-      <w:r>
-        <w:rPr>
-          <w:rFonts w:ascii="Times New Roman" w:eastAsia="Times New Roman" w:hAnsi="Times New Roman" w:cs="Times New Roman"/>
-          <w:sz w:val="24"/>
-          <w:szCs w:val="24"/>
-        </w:rPr>
-        <w:tab/>
-        <w:t>Π2. Ενεργοποιούν το περιβάλλον προγραμματισμού</w:t>
-      </w:r>
-    </w:p>
-    <w:p>
-      <w:pPr>
-        <w:spacing w:before="120" w:after="120" w:line="360" w:lineRule="auto"/>
-        <w:jc w:val="both"/>
-        <w:rPr>
-          <w:rFonts w:ascii="Times New Roman" w:eastAsia="Times New Roman" w:hAnsi="Times New Roman" w:cs="Times New Roman"/>
-          <w:sz w:val="24"/>
-          <w:szCs w:val="24"/>
-        </w:rPr>
-      </w:pPr>
-      <w:r>
-        <w:rPr>
-          <w:rFonts w:ascii="Times New Roman" w:eastAsia="Times New Roman" w:hAnsi="Times New Roman" w:cs="Times New Roman"/>
-          <w:sz w:val="24"/>
-          <w:szCs w:val="24"/>
-        </w:rPr>
-        <w:tab/>
-        <w:t>Π3. Εκτελούν και να αποθηκεύουν ένα πρόγραμμα</w:t>
-      </w:r>
-    </w:p>
-    <w:p>
-      <w:pPr>
-        <w:spacing w:before="120" w:after="120" w:line="360" w:lineRule="auto"/>
-        <w:jc w:val="both"/>
-        <w:rPr>
-          <w:rFonts w:ascii="Times New Roman" w:eastAsia="Times New Roman" w:hAnsi="Times New Roman" w:cs="Times New Roman"/>
-          <w:sz w:val="24"/>
-          <w:szCs w:val="24"/>
-        </w:rPr>
-      </w:pPr>
-      <w:r>
-        <w:rPr>
-          <w:rFonts w:ascii="Times New Roman" w:eastAsia="Times New Roman" w:hAnsi="Times New Roman" w:cs="Times New Roman"/>
-          <w:sz w:val="24"/>
-          <w:szCs w:val="24"/>
-        </w:rPr>
-        <w:tab/>
-        <w:t>Π4. Χρησιμοποιούν μεταβλητές με βάση τις ανάγκες του αλγορίθμου/προγράμματος</w:t>
-      </w:r>
-    </w:p>
-    <w:p>
-      <w:pPr>
-        <w:spacing w:before="120" w:after="120" w:line="360" w:lineRule="auto"/>
-        <w:jc w:val="both"/>
-        <w:rPr>
-          <w:rFonts w:ascii="Times New Roman" w:eastAsia="Times New Roman" w:hAnsi="Times New Roman" w:cs="Times New Roman"/>
-          <w:sz w:val="24"/>
-          <w:szCs w:val="24"/>
-        </w:rPr>
-      </w:pPr>
-      <w:r>
-        <w:rPr>
-          <w:rFonts w:ascii="Times New Roman" w:eastAsia="Times New Roman" w:hAnsi="Times New Roman" w:cs="Times New Roman"/>
-          <w:sz w:val="24"/>
-          <w:szCs w:val="24"/>
-        </w:rPr>
-        <w:tab/>
-        <w:t>Π5. Δημιουργούν Λογικά Διαγράμματα</w:t>
-      </w:r>
-    </w:p>
-    <w:p>
-      <w:pPr>
-        <w:spacing w:before="120" w:after="120" w:line="360" w:lineRule="auto"/>
-        <w:jc w:val="both"/>
-        <w:rPr>
-          <w:rFonts w:ascii="Times New Roman" w:eastAsia="Times New Roman" w:hAnsi="Times New Roman" w:cs="Times New Roman"/>
-          <w:sz w:val="24"/>
-          <w:szCs w:val="24"/>
-        </w:rPr>
-      </w:pPr>
-      <w:r>
-        <w:rPr>
-          <w:rFonts w:ascii="Times New Roman" w:eastAsia="Times New Roman" w:hAnsi="Times New Roman" w:cs="Times New Roman"/>
-          <w:sz w:val="24"/>
-          <w:szCs w:val="24"/>
-        </w:rPr>
-        <w:tab/>
-        <w:t>Π6. Μετατρέπουν το λογικό διάγραμμα δομής επανάληψης σε πρόγραμμα.</w:t>
-      </w:r>
-    </w:p>
-    <w:p>
-      <w:pPr>
-        <w:spacing w:before="120" w:after="120" w:line="360" w:lineRule="auto"/>
-        <w:jc w:val="both"/>
-      </w:pPr>
-    </w:p>
-    <w:p>
-      <w:pPr>
+      </w:pPr>
+      <w:r>
         <w:rPr>
           <w:rFonts w:ascii="Times New Roman" w:eastAsia="Times New Roman" w:hAnsi="Times New Roman" w:cs="Times New Roman"/>
           <w:b/>
           <w:sz w:val="32"/>
           <w:szCs w:val="32"/>
         </w:rPr>
-      </w:pPr>
-      <w:r>
+        <w:br w:type="page"/>
+      </w:r>
+    </w:p>
+    <w:p>
+      <w:pPr>
+        <w:spacing w:before="120" w:after="120" w:line="360" w:lineRule="auto"/>
         <w:rPr>
           <w:rFonts w:ascii="Times New Roman" w:eastAsia="Times New Roman" w:hAnsi="Times New Roman" w:cs="Times New Roman"/>
           <w:b/>
           <w:sz w:val="32"/>
           <w:szCs w:val="32"/>
         </w:rPr>
-        <w:br w:type="page"/>
-      </w:r>
-    </w:p>
-    <w:p>
-      <w:pPr>
-        <w:spacing w:before="120" w:after="120" w:line="360" w:lineRule="auto"/>
+      </w:pPr>
+      <w:commentRangeStart w:id="11"/>
+      <w:r>
         <w:rPr>
           <w:rFonts w:ascii="Times New Roman" w:eastAsia="Times New Roman" w:hAnsi="Times New Roman" w:cs="Times New Roman"/>
           <w:b/>
           <w:sz w:val="32"/>
           <w:szCs w:val="32"/>
         </w:rPr>
-      </w:pPr>
-      <w:commentRangeStart w:id="11"/>
-      <w:r>
-        <w:rPr>
+        <w:lastRenderedPageBreak/>
+        <w:t>Διδακτικά μέσα και υλικά</w:t>
+      </w:r>
+      <w:commentRangeEnd w:id="11"/>
+      <w:r>
+        <w:rPr>
+          <w:rStyle w:val="CommentReference"/>
           <w:rFonts w:ascii="Times New Roman" w:eastAsia="Times New Roman" w:hAnsi="Times New Roman" w:cs="Times New Roman"/>
           <w:b/>
           <w:sz w:val="32"/>
           <w:szCs w:val="32"/>
-        </w:rPr>
-        <w:t>Διδακτικά μέσα και υλικά</w:t>
-      </w:r>
-      <w:commentRangeEnd w:id="11"/>
-      <w:r>
-        <w:rPr>
-          <w:rStyle w:val="CommentReference"/>
         </w:rPr>
         <w:commentReference w:id="11"/>
       </w:r>
@@ -2630,6 +2395,10 @@
       <w:r>
         <w:rPr>
           <w:rStyle w:val="CommentReference"/>
+          <w:rFonts w:ascii="Times New Roman" w:eastAsia="Times New Roman" w:hAnsi="Times New Roman" w:cs="Times New Roman"/>
+          <w:b/>
+          <w:sz w:val="32"/>
+          <w:szCs w:val="32"/>
         </w:rPr>
         <w:commentReference w:id="12"/>
       </w:r>
@@ -2789,22 +2558,27 @@
           <w:sz w:val="32"/>
           <w:szCs w:val="32"/>
         </w:rPr>
+        <w:lastRenderedPageBreak/>
         <w:t xml:space="preserve">Στόχος </w:t>
       </w:r>
       <w:commentRangeEnd w:id="13"/>
       <w:r>
         <w:rPr>
           <w:rStyle w:val="CommentReference"/>
-        </w:rPr>
-        <w:commentReference w:id="13"/>
-      </w:r>
-      <w:r>
-        <w:rPr>
           <w:rFonts w:ascii="Times New Roman" w:eastAsia="Times New Roman" w:hAnsi="Times New Roman" w:cs="Times New Roman"/>
           <w:b/>
           <w:sz w:val="32"/>
           <w:szCs w:val="32"/>
         </w:rPr>
+        <w:commentReference w:id="13"/>
+      </w:r>
+      <w:r>
+        <w:rPr>
+          <w:rFonts w:ascii="Times New Roman" w:eastAsia="Times New Roman" w:hAnsi="Times New Roman" w:cs="Times New Roman"/>
+          <w:b/>
+          <w:sz w:val="32"/>
+          <w:szCs w:val="32"/>
+        </w:rPr>
         <w:t>βελτίωσης διδασκαλίας εκπαιδευτικού :</w:t>
       </w:r>
     </w:p>
@@ -3064,6 +2838,9 @@
       <w:r>
         <w:rPr>
           <w:rStyle w:val="CommentReference"/>
+          <w:rFonts w:ascii="Times New Roman" w:hAnsi="Times New Roman"/>
+          <w:sz w:val="24"/>
+          <w:szCs w:val="24"/>
         </w:rPr>
         <w:commentReference w:id="14"/>
       </w:r>
@@ -3071,6 +2848,9 @@
       <w:r>
         <w:rPr>
           <w:rStyle w:val="CommentReference"/>
+          <w:rFonts w:ascii="Times New Roman" w:hAnsi="Times New Roman"/>
+          <w:sz w:val="24"/>
+          <w:szCs w:val="24"/>
         </w:rPr>
         <w:commentReference w:id="15"/>
       </w:r>
@@ -3227,25 +3007,7 @@
           <w:sz w:val="24"/>
           <w:szCs w:val="24"/>
         </w:rPr>
-        <w:t xml:space="preserve">Μετέπειτα, ως </w:t>
-      </w:r>
-      <w:proofErr w:type="spellStart"/>
-      <w:r>
-        <w:rPr>
-          <w:rFonts w:ascii="Times New Roman" w:hAnsi="Times New Roman"/>
-          <w:sz w:val="24"/>
-          <w:szCs w:val="24"/>
-        </w:rPr>
-        <w:t>αφόρμηση</w:t>
-      </w:r>
-      <w:proofErr w:type="spellEnd"/>
-      <w:r>
-        <w:rPr>
-          <w:rFonts w:ascii="Times New Roman" w:hAnsi="Times New Roman"/>
-          <w:sz w:val="24"/>
-          <w:szCs w:val="24"/>
-        </w:rPr>
-        <w:t xml:space="preserve">, </w:t>
+        <w:t xml:space="preserve">Μετέπειτα, ως αφόρμηση, </w:t>
       </w:r>
       <w:r>
         <w:rPr>
@@ -3318,6 +3080,9 @@
       <w:r>
         <w:rPr>
           <w:rStyle w:val="CommentReference"/>
+          <w:rFonts w:ascii="Times New Roman" w:hAnsi="Times New Roman"/>
+          <w:sz w:val="24"/>
+          <w:szCs w:val="24"/>
         </w:rPr>
         <w:commentReference w:id="16"/>
       </w:r>
@@ -3417,6 +3182,7 @@
           <w:sz w:val="24"/>
           <w:szCs w:val="24"/>
         </w:rPr>
+        <w:lastRenderedPageBreak/>
         <w:t>τη επίλυση του αρχικού προβλήματος</w:t>
       </w:r>
       <w:r>
@@ -3543,16 +3309,20 @@
       <w:r>
         <w:rPr>
           <w:rStyle w:val="CommentReference"/>
-        </w:rPr>
-        <w:commentReference w:id="17"/>
-      </w:r>
-      <w:r>
-        <w:rPr>
           <w:rFonts w:ascii="Times New Roman" w:hAnsi="Times New Roman" w:cs="Times New Roman"/>
           <w:b/>
           <w:sz w:val="32"/>
           <w:szCs w:val="32"/>
         </w:rPr>
+        <w:commentReference w:id="17"/>
+      </w:r>
+      <w:r>
+        <w:rPr>
+          <w:rFonts w:ascii="Times New Roman" w:hAnsi="Times New Roman" w:cs="Times New Roman"/>
+          <w:b/>
+          <w:sz w:val="32"/>
+          <w:szCs w:val="32"/>
+        </w:rPr>
         <w:t xml:space="preserve">-Παρουσίαση δεικτών Δ1-Δ6(διάρκεια 10 λεπτά) </w:t>
       </w:r>
     </w:p>
@@ -3874,16 +3644,20 @@
       <w:r>
         <w:rPr>
           <w:rStyle w:val="CommentReference"/>
-        </w:rPr>
-        <w:commentReference w:id="18"/>
-      </w:r>
-      <w:r>
-        <w:rPr>
           <w:rFonts w:ascii="Times New Roman" w:hAnsi="Times New Roman" w:cs="Times New Roman"/>
           <w:b/>
           <w:sz w:val="32"/>
           <w:szCs w:val="32"/>
         </w:rPr>
+        <w:commentReference w:id="18"/>
+      </w:r>
+      <w:r>
+        <w:rPr>
+          <w:rFonts w:ascii="Times New Roman" w:hAnsi="Times New Roman" w:cs="Times New Roman"/>
+          <w:b/>
+          <w:sz w:val="32"/>
+          <w:szCs w:val="32"/>
+        </w:rPr>
         <w:t xml:space="preserve">δεικτών Δ1-Δ6(διάρκεια 20 λεπτά) </w:t>
       </w:r>
     </w:p>
@@ -4022,27 +3796,7 @@
           <w:sz w:val="24"/>
           <w:szCs w:val="24"/>
         </w:rPr>
-        <w:t xml:space="preserve">Οι μαθητές χρησιμοποιούν τους ηλεκτρονικούς υπολογιστές και το προγραμματιστικό περιβάλλον της </w:t>
-      </w:r>
-      <w:proofErr w:type="spellStart"/>
-      <w:r>
-        <w:rPr>
-          <w:rFonts w:ascii="Times New Roman" w:hAnsi="Times New Roman" w:cs="Times New Roman"/>
-          <w:color w:val="000000"/>
-          <w:sz w:val="24"/>
-          <w:szCs w:val="24"/>
-        </w:rPr>
-        <w:t>python</w:t>
-      </w:r>
-      <w:proofErr w:type="spellEnd"/>
-      <w:r>
-        <w:rPr>
-          <w:rFonts w:ascii="Times New Roman" w:hAnsi="Times New Roman" w:cs="Times New Roman"/>
-          <w:color w:val="000000"/>
-          <w:sz w:val="24"/>
-          <w:szCs w:val="24"/>
-        </w:rPr>
-        <w:t>.  Εφόσον ολοκληρώσουν τις δραστηριότητες εμπέδωσης</w:t>
+        <w:t>Οι μαθητές χρησιμοποιούν τους ηλεκτρονικούς υπολογιστές και το προγραμματιστικό περιβάλλον της python.  Εφόσον ολοκληρώσουν τις δραστηριότητες εμπέδωσης</w:t>
       </w:r>
       <w:r>
         <w:rPr>
@@ -4090,6 +3844,7 @@
           <w:sz w:val="24"/>
           <w:szCs w:val="24"/>
         </w:rPr>
+        <w:lastRenderedPageBreak/>
         <w:t>Ο καθηγητής περιφέρεται</w:t>
       </w:r>
       <w:r>
@@ -4157,19 +3912,148 @@
           <w:sz w:val="32"/>
           <w:szCs w:val="32"/>
         </w:rPr>
-        <w:t xml:space="preserve">Ολοκλήρωση – </w:t>
-      </w:r>
-      <w:proofErr w:type="spellStart"/>
-      <w:r>
+        <w:t xml:space="preserve">Ολοκλήρωση – Αναστοχασμός-Κλείσιμο (διάρκεια 5 λεπτά): </w:t>
+      </w:r>
+    </w:p>
+    <w:p>
+      <w:pPr>
+        <w:spacing w:before="120" w:after="120" w:line="360" w:lineRule="auto"/>
+        <w:jc w:val="both"/>
+        <w:rPr>
+          <w:rFonts w:ascii="Times New Roman" w:hAnsi="Times New Roman" w:cs="Times New Roman"/>
+          <w:color w:val="000000"/>
+          <w:sz w:val="24"/>
+          <w:szCs w:val="24"/>
+        </w:rPr>
+      </w:pPr>
+      <w:r>
+        <w:rPr>
+          <w:rFonts w:ascii="Times New Roman" w:hAnsi="Times New Roman" w:cs="Times New Roman"/>
+          <w:color w:val="000000"/>
+          <w:sz w:val="24"/>
+          <w:szCs w:val="24"/>
+        </w:rPr>
+        <w:t>Ο καθηγητής</w:t>
+      </w:r>
+      <w:r>
+        <w:rPr>
+          <w:rFonts w:ascii="Times New Roman" w:hAnsi="Times New Roman" w:cs="Times New Roman"/>
+          <w:color w:val="000000"/>
+          <w:sz w:val="24"/>
+          <w:szCs w:val="24"/>
+        </w:rPr>
+        <w:t xml:space="preserve">, συζητώντας στην ολομέλεια, ολοκληρώνει το μάθημα </w:t>
+      </w:r>
+      <w:r>
+        <w:rPr>
+          <w:rFonts w:ascii="Times New Roman" w:hAnsi="Times New Roman" w:cs="Times New Roman"/>
+          <w:color w:val="000000"/>
+          <w:sz w:val="24"/>
+          <w:szCs w:val="24"/>
+        </w:rPr>
+        <w:t>επαναλαμβά</w:t>
+      </w:r>
+      <w:r>
+        <w:rPr>
+          <w:rFonts w:ascii="Times New Roman" w:hAnsi="Times New Roman" w:cs="Times New Roman"/>
+          <w:color w:val="000000"/>
+          <w:sz w:val="24"/>
+          <w:szCs w:val="24"/>
+        </w:rPr>
+        <w:t>νοντας</w:t>
+      </w:r>
+      <w:r>
+        <w:rPr>
+          <w:rFonts w:ascii="Times New Roman" w:hAnsi="Times New Roman" w:cs="Times New Roman"/>
+          <w:color w:val="000000"/>
+          <w:sz w:val="24"/>
+          <w:szCs w:val="24"/>
+        </w:rPr>
+        <w:t xml:space="preserve"> με την ενεργή συμμετοχή των μαθητών τους δείκτες επιτυχίας του σημερινού μαθήματος και δίνει εργασία για το σπίτι</w:t>
+      </w:r>
+      <w:r>
+        <w:rPr>
+          <w:rFonts w:ascii="Times New Roman" w:hAnsi="Times New Roman" w:cs="Times New Roman"/>
+          <w:color w:val="000000"/>
+          <w:sz w:val="24"/>
+          <w:szCs w:val="24"/>
+        </w:rPr>
+        <w:t xml:space="preserve"> (</w:t>
+      </w:r>
+      <w:r>
+        <w:rPr>
+          <w:rFonts w:ascii="Times New Roman" w:hAnsi="Times New Roman" w:cs="Times New Roman"/>
+          <w:b/>
+          <w:bCs/>
+          <w:color w:val="000000"/>
+          <w:sz w:val="24"/>
+          <w:szCs w:val="24"/>
+        </w:rPr>
+        <w:t xml:space="preserve">Παράρτημα </w:t>
+      </w:r>
+      <w:r>
+        <w:rPr>
+          <w:rFonts w:ascii="Times New Roman" w:hAnsi="Times New Roman" w:cs="Times New Roman"/>
+          <w:b/>
+          <w:bCs/>
+          <w:color w:val="000000"/>
+          <w:sz w:val="24"/>
+          <w:szCs w:val="24"/>
+        </w:rPr>
+        <w:t xml:space="preserve">1, </w:t>
+      </w:r>
+      <w:r>
+        <w:rPr>
+          <w:rFonts w:ascii="Times New Roman" w:hAnsi="Times New Roman" w:cs="Times New Roman"/>
+          <w:b/>
+          <w:bCs/>
+          <w:color w:val="000000"/>
+          <w:sz w:val="24"/>
+          <w:szCs w:val="24"/>
+        </w:rPr>
+        <w:t>Διαφάνεια 2</w:t>
+      </w:r>
+      <w:r>
+        <w:rPr>
+          <w:rFonts w:ascii="Times New Roman" w:hAnsi="Times New Roman" w:cs="Times New Roman"/>
+          <w:color w:val="000000"/>
+          <w:sz w:val="24"/>
+          <w:szCs w:val="24"/>
+        </w:rPr>
+        <w:t>)</w:t>
+      </w:r>
+      <w:r>
+        <w:rPr>
+          <w:rFonts w:ascii="Times New Roman" w:hAnsi="Times New Roman" w:cs="Times New Roman"/>
+          <w:color w:val="000000"/>
+          <w:sz w:val="24"/>
+          <w:szCs w:val="24"/>
+        </w:rPr>
+        <w:t>.</w:t>
+      </w:r>
+    </w:p>
+    <w:p>
+      <w:pPr>
+        <w:spacing w:before="120" w:after="120" w:line="360" w:lineRule="auto"/>
+        <w:jc w:val="both"/>
+        <w:rPr>
+          <w:rFonts w:ascii="Times New Roman" w:hAnsi="Times New Roman" w:cs="Times New Roman"/>
+          <w:color w:val="000000"/>
+          <w:sz w:val="24"/>
+          <w:szCs w:val="24"/>
+        </w:rPr>
+      </w:pPr>
+    </w:p>
+    <w:p>
+      <w:pPr>
+        <w:spacing w:before="120" w:after="120" w:line="360" w:lineRule="auto"/>
         <w:rPr>
           <w:rFonts w:ascii="Times New Roman" w:eastAsia="Times New Roman" w:hAnsi="Times New Roman" w:cs="Times New Roman"/>
           <w:b/>
           <w:sz w:val="32"/>
           <w:szCs w:val="32"/>
         </w:rPr>
-        <w:t>Αναστοχασμός</w:t>
-      </w:r>
-      <w:proofErr w:type="spellEnd"/>
+      </w:pPr>
       <w:r>
         <w:rPr>
           <w:rFonts w:ascii="Times New Roman" w:eastAsia="Times New Roman" w:hAnsi="Times New Roman" w:cs="Times New Roman"/>
@@ -4177,7 +4061,7 @@
           <w:sz w:val="32"/>
           <w:szCs w:val="32"/>
         </w:rPr>
-        <w:t xml:space="preserve">-Κλείσιμο (διάρκεια 5 λεπτά): </w:t>
+        <w:t xml:space="preserve">Τελική Αξιολόγηση: </w:t>
       </w:r>
     </w:p>
     <w:p>
@@ -4185,133 +4069,124 @@
         <w:spacing w:before="120" w:after="120" w:line="360" w:lineRule="auto"/>
         <w:jc w:val="both"/>
         <w:rPr>
-          <w:rFonts w:ascii="Times New Roman" w:hAnsi="Times New Roman" w:cs="Times New Roman"/>
-          <w:color w:val="000000"/>
-          <w:sz w:val="24"/>
-          <w:szCs w:val="24"/>
-        </w:rPr>
-      </w:pPr>
-      <w:r>
-        <w:rPr>
-          <w:rFonts w:ascii="Times New Roman" w:hAnsi="Times New Roman" w:cs="Times New Roman"/>
-          <w:color w:val="000000"/>
-          <w:sz w:val="24"/>
-          <w:szCs w:val="24"/>
-        </w:rPr>
-        <w:t>Ο καθηγητής</w:t>
-      </w:r>
-      <w:r>
-        <w:rPr>
-          <w:rFonts w:ascii="Times New Roman" w:hAnsi="Times New Roman" w:cs="Times New Roman"/>
-          <w:color w:val="000000"/>
-          <w:sz w:val="24"/>
-          <w:szCs w:val="24"/>
-        </w:rPr>
-        <w:t xml:space="preserve">, συζητώντας στην ολομέλεια, ολοκληρώνει το μάθημα </w:t>
-      </w:r>
-      <w:r>
-        <w:rPr>
-          <w:rFonts w:ascii="Times New Roman" w:hAnsi="Times New Roman" w:cs="Times New Roman"/>
-          <w:color w:val="000000"/>
-          <w:sz w:val="24"/>
-          <w:szCs w:val="24"/>
-        </w:rPr>
-        <w:t>επαναλαμβά</w:t>
-      </w:r>
-      <w:r>
-        <w:rPr>
-          <w:rFonts w:ascii="Times New Roman" w:hAnsi="Times New Roman" w:cs="Times New Roman"/>
-          <w:color w:val="000000"/>
-          <w:sz w:val="24"/>
-          <w:szCs w:val="24"/>
-        </w:rPr>
-        <w:t>νοντας</w:t>
-      </w:r>
-      <w:r>
-        <w:rPr>
-          <w:rFonts w:ascii="Times New Roman" w:hAnsi="Times New Roman" w:cs="Times New Roman"/>
-          <w:color w:val="000000"/>
-          <w:sz w:val="24"/>
-          <w:szCs w:val="24"/>
-        </w:rPr>
-        <w:t xml:space="preserve"> με την ενεργή συμμετοχή των μαθητών τους δείκτες επιτυχίας του σημερινού μαθήματος και δίνει εργασία για το σπίτι</w:t>
-      </w:r>
-      <w:r>
-        <w:rPr>
-          <w:rFonts w:ascii="Times New Roman" w:hAnsi="Times New Roman" w:cs="Times New Roman"/>
-          <w:color w:val="000000"/>
-          <w:sz w:val="24"/>
-          <w:szCs w:val="24"/>
-        </w:rPr>
-        <w:t xml:space="preserve"> (</w:t>
-      </w:r>
-      <w:r>
-        <w:rPr>
-          <w:rFonts w:ascii="Times New Roman" w:hAnsi="Times New Roman" w:cs="Times New Roman"/>
-          <w:b/>
-          <w:bCs/>
-          <w:color w:val="000000"/>
-          <w:sz w:val="24"/>
-          <w:szCs w:val="24"/>
-        </w:rPr>
-        <w:t xml:space="preserve">Παράρτημα </w:t>
-      </w:r>
-      <w:r>
-        <w:rPr>
-          <w:rFonts w:ascii="Times New Roman" w:hAnsi="Times New Roman" w:cs="Times New Roman"/>
-          <w:b/>
-          <w:bCs/>
-          <w:color w:val="000000"/>
-          <w:sz w:val="24"/>
-          <w:szCs w:val="24"/>
-        </w:rPr>
-        <w:t xml:space="preserve">1, </w:t>
-      </w:r>
-      <w:r>
-        <w:rPr>
-          <w:rFonts w:ascii="Times New Roman" w:hAnsi="Times New Roman" w:cs="Times New Roman"/>
-          <w:b/>
-          <w:bCs/>
-          <w:color w:val="000000"/>
-          <w:sz w:val="24"/>
-          <w:szCs w:val="24"/>
-        </w:rPr>
-        <w:t>Διαφάνεια 2</w:t>
-      </w:r>
-      <w:r>
-        <w:rPr>
-          <w:rFonts w:ascii="Times New Roman" w:hAnsi="Times New Roman" w:cs="Times New Roman"/>
-          <w:color w:val="000000"/>
-          <w:sz w:val="24"/>
-          <w:szCs w:val="24"/>
-        </w:rPr>
-        <w:t>)</w:t>
-      </w:r>
-      <w:r>
-        <w:rPr>
-          <w:rFonts w:ascii="Times New Roman" w:hAnsi="Times New Roman" w:cs="Times New Roman"/>
-          <w:color w:val="000000"/>
-          <w:sz w:val="24"/>
-          <w:szCs w:val="24"/>
-        </w:rPr>
-        <w:t>.</w:t>
-      </w:r>
-    </w:p>
-    <w:p>
-      <w:pPr>
-        <w:spacing w:before="120" w:after="120" w:line="360" w:lineRule="auto"/>
-        <w:jc w:val="both"/>
-        <w:rPr>
-          <w:rFonts w:ascii="Times New Roman" w:hAnsi="Times New Roman" w:cs="Times New Roman"/>
-          <w:color w:val="000000"/>
-          <w:sz w:val="24"/>
-          <w:szCs w:val="24"/>
-        </w:rPr>
-      </w:pPr>
-    </w:p>
-    <w:p>
-      <w:pPr>
-        <w:spacing w:before="120" w:after="120" w:line="360" w:lineRule="auto"/>
+          <w:rFonts w:ascii="Times New Roman" w:hAnsi="Times New Roman"/>
+          <w:sz w:val="24"/>
+          <w:szCs w:val="24"/>
+        </w:rPr>
+      </w:pPr>
+      <w:r>
+        <w:rPr>
+          <w:rFonts w:ascii="Times New Roman" w:hAnsi="Times New Roman"/>
+          <w:sz w:val="24"/>
+          <w:szCs w:val="24"/>
+        </w:rPr>
+        <w:t>Η αξιολόγηση των μαθητών είναι συντρέχουσα. Ο καθηγητής περιφέρεται στο Εργαστήριο Πληροφορικής,  εποπτεύει και συμβουλεύει τους μαθητές.</w:t>
+      </w:r>
+      <w:r>
+        <w:rPr>
+          <w:rFonts w:ascii="Times New Roman" w:hAnsi="Times New Roman"/>
+          <w:sz w:val="24"/>
+          <w:szCs w:val="24"/>
+        </w:rPr>
+        <w:t xml:space="preserve">  Αυτό συμβαίνει στην Δραστηριότητα 2, όπου οι μαθητές εκτελούν από το </w:t>
+      </w:r>
+      <w:r>
+        <w:rPr>
+          <w:rFonts w:ascii="Times New Roman" w:eastAsia="Times New Roman" w:hAnsi="Times New Roman" w:cs="Times New Roman"/>
+          <w:sz w:val="24"/>
+          <w:szCs w:val="24"/>
+        </w:rPr>
+        <w:t xml:space="preserve">Τετράδιο Φύλλα Εργασίας </w:t>
+      </w:r>
+      <w:r>
+        <w:rPr>
+          <w:rFonts w:ascii="Times New Roman" w:hAnsi="Times New Roman"/>
+          <w:sz w:val="24"/>
+          <w:szCs w:val="24"/>
+        </w:rPr>
+        <w:t xml:space="preserve">τις δραστηριότητες εμπέδωσης και αξιολόγησης και μετατρέπουν την θεωρία σε πράξη. </w:t>
+      </w:r>
+      <w:commentRangeStart w:id="19"/>
+      <w:commentRangeStart w:id="20"/>
+      <w:r>
+        <w:rPr>
+          <w:rFonts w:ascii="Times New Roman" w:hAnsi="Times New Roman"/>
+          <w:sz w:val="24"/>
+          <w:szCs w:val="24"/>
+        </w:rPr>
+        <w:t xml:space="preserve"> </w:t>
+      </w:r>
+      <w:r>
+        <w:rPr>
+          <w:rFonts w:ascii="Times New Roman" w:hAnsi="Times New Roman"/>
+          <w:sz w:val="24"/>
+          <w:szCs w:val="24"/>
+        </w:rPr>
+        <w:t xml:space="preserve">Η αξιολόγηση </w:t>
+      </w:r>
+      <w:r>
+        <w:rPr>
+          <w:rFonts w:ascii="Times New Roman" w:hAnsi="Times New Roman"/>
+          <w:sz w:val="24"/>
+          <w:szCs w:val="24"/>
+        </w:rPr>
+        <w:t xml:space="preserve">των μαθητών </w:t>
+      </w:r>
+      <w:r>
+        <w:rPr>
+          <w:rFonts w:ascii="Times New Roman" w:hAnsi="Times New Roman"/>
+          <w:sz w:val="24"/>
+          <w:szCs w:val="24"/>
+        </w:rPr>
+        <w:t xml:space="preserve">επιτυγχάνεται μέσω της ατομικής εργασίας </w:t>
+      </w:r>
+      <w:r>
+        <w:rPr>
+          <w:rFonts w:ascii="Times New Roman" w:hAnsi="Times New Roman"/>
+          <w:sz w:val="24"/>
+          <w:szCs w:val="24"/>
+        </w:rPr>
+        <w:t xml:space="preserve">των μαθητών </w:t>
+      </w:r>
+      <w:r>
+        <w:rPr>
+          <w:rFonts w:ascii="Times New Roman" w:hAnsi="Times New Roman"/>
+          <w:sz w:val="24"/>
+          <w:szCs w:val="24"/>
+        </w:rPr>
+        <w:t>στους υπολογιστές</w:t>
+      </w:r>
+      <w:r>
+        <w:rPr>
+          <w:rFonts w:ascii="Times New Roman" w:hAnsi="Times New Roman"/>
+          <w:sz w:val="24"/>
+          <w:szCs w:val="24"/>
+        </w:rPr>
+        <w:t xml:space="preserve">.  </w:t>
+      </w:r>
+      <w:commentRangeEnd w:id="19"/>
+      <w:r>
+        <w:rPr>
+          <w:rStyle w:val="CommentReference"/>
+          <w:rFonts w:ascii="Times New Roman" w:hAnsi="Times New Roman"/>
+          <w:sz w:val="24"/>
+          <w:szCs w:val="24"/>
+        </w:rPr>
+        <w:commentReference w:id="19"/>
+      </w:r>
+      <w:commentRangeEnd w:id="20"/>
+      <w:r>
+        <w:rPr>
+          <w:rStyle w:val="CommentReference"/>
+          <w:rFonts w:ascii="Times New Roman" w:hAnsi="Times New Roman"/>
+          <w:sz w:val="24"/>
+          <w:szCs w:val="24"/>
+        </w:rPr>
+        <w:commentReference w:id="20"/>
+      </w:r>
+    </w:p>
+    <w:p>
+      <w:pPr>
         <w:rPr>
           <w:rFonts w:ascii="Times New Roman" w:eastAsia="Times New Roman" w:hAnsi="Times New Roman" w:cs="Times New Roman"/>
           <w:b/>
@@ -4326,122 +4201,7 @@
           <w:sz w:val="32"/>
           <w:szCs w:val="32"/>
         </w:rPr>
-        <w:t xml:space="preserve">Τελική Αξιολόγηση: </w:t>
-      </w:r>
-    </w:p>
-    <w:p>
-      <w:pPr>
-        <w:spacing w:before="120" w:after="120" w:line="360" w:lineRule="auto"/>
-        <w:jc w:val="both"/>
-        <w:rPr>
-          <w:rFonts w:ascii="Times New Roman" w:hAnsi="Times New Roman"/>
-          <w:sz w:val="24"/>
-          <w:szCs w:val="24"/>
-        </w:rPr>
-      </w:pPr>
-      <w:r>
-        <w:rPr>
-          <w:rFonts w:ascii="Times New Roman" w:hAnsi="Times New Roman"/>
-          <w:sz w:val="24"/>
-          <w:szCs w:val="24"/>
-        </w:rPr>
-        <w:t>Η αξιολόγηση των μαθητών είναι συντρέχουσα. Ο καθηγητής περιφέρεται στο Εργαστήριο Πληροφορικής,  εποπτεύει και συμβουλεύει τους μαθητές.</w:t>
-      </w:r>
-      <w:r>
-        <w:rPr>
-          <w:rFonts w:ascii="Times New Roman" w:hAnsi="Times New Roman"/>
-          <w:sz w:val="24"/>
-          <w:szCs w:val="24"/>
-        </w:rPr>
-        <w:t xml:space="preserve">  Αυτό συμβαίνει στην Δραστηριότητα 2, όπου οι μαθητές εκτελούν από το </w:t>
-      </w:r>
-      <w:r>
-        <w:rPr>
-          <w:rFonts w:ascii="Times New Roman" w:eastAsia="Times New Roman" w:hAnsi="Times New Roman" w:cs="Times New Roman"/>
-          <w:sz w:val="24"/>
-          <w:szCs w:val="24"/>
-        </w:rPr>
-        <w:t xml:space="preserve">Τετράδιο Φύλλα Εργασίας </w:t>
-      </w:r>
-      <w:r>
-        <w:rPr>
-          <w:rFonts w:ascii="Times New Roman" w:hAnsi="Times New Roman"/>
-          <w:sz w:val="24"/>
-          <w:szCs w:val="24"/>
-        </w:rPr>
-        <w:t xml:space="preserve">τις δραστηριότητες εμπέδωσης και αξιολόγησης και μετατρέπουν την θεωρία σε πράξη. </w:t>
-      </w:r>
-      <w:commentRangeStart w:id="19"/>
-      <w:commentRangeStart w:id="20"/>
-      <w:r>
-        <w:rPr>
-          <w:rFonts w:ascii="Times New Roman" w:hAnsi="Times New Roman"/>
-          <w:sz w:val="24"/>
-          <w:szCs w:val="24"/>
-        </w:rPr>
-        <w:t xml:space="preserve"> </w:t>
-      </w:r>
-      <w:r>
-        <w:rPr>
-          <w:rFonts w:ascii="Times New Roman" w:hAnsi="Times New Roman"/>
-          <w:sz w:val="24"/>
-          <w:szCs w:val="24"/>
-        </w:rPr>
-        <w:t xml:space="preserve">Η αξιολόγηση </w:t>
-      </w:r>
-      <w:r>
-        <w:rPr>
-          <w:rFonts w:ascii="Times New Roman" w:hAnsi="Times New Roman"/>
-          <w:sz w:val="24"/>
-          <w:szCs w:val="24"/>
-        </w:rPr>
-        <w:t xml:space="preserve">των μαθητών </w:t>
-      </w:r>
-      <w:r>
-        <w:rPr>
-          <w:rFonts w:ascii="Times New Roman" w:hAnsi="Times New Roman"/>
-          <w:sz w:val="24"/>
-          <w:szCs w:val="24"/>
-        </w:rPr>
-        <w:t xml:space="preserve">επιτυγχάνεται μέσω της ατομικής εργασίας </w:t>
-      </w:r>
-      <w:r>
-        <w:rPr>
-          <w:rFonts w:ascii="Times New Roman" w:hAnsi="Times New Roman"/>
-          <w:sz w:val="24"/>
-          <w:szCs w:val="24"/>
-        </w:rPr>
-        <w:t xml:space="preserve">των μαθητών </w:t>
-      </w:r>
-      <w:r>
-        <w:rPr>
-          <w:rFonts w:ascii="Times New Roman" w:hAnsi="Times New Roman"/>
-          <w:sz w:val="24"/>
-          <w:szCs w:val="24"/>
-        </w:rPr>
-        <w:t>στους υπολογιστές</w:t>
-      </w:r>
-      <w:r>
-        <w:rPr>
-          <w:rFonts w:ascii="Times New Roman" w:hAnsi="Times New Roman"/>
-          <w:sz w:val="24"/>
-          <w:szCs w:val="24"/>
-        </w:rPr>
-        <w:t xml:space="preserve">.  </w:t>
-      </w:r>
-      <w:commentRangeEnd w:id="19"/>
-      <w:r>
-        <w:rPr>
-          <w:rStyle w:val="CommentReference"/>
-        </w:rPr>
-        <w:commentReference w:id="19"/>
-      </w:r>
-      <w:commentRangeEnd w:id="20"/>
-      <w:r>
-        <w:rPr>
-          <w:rStyle w:val="CommentReference"/>
-        </w:rPr>
-        <w:commentReference w:id="20"/>
+        <w:br w:type="page"/>
       </w:r>
     </w:p>
     <w:p>
@@ -4453,6 +4213,7 @@
           <w:szCs w:val="32"/>
         </w:rPr>
       </w:pPr>
+      <w:commentRangeStart w:id="21"/>
       <w:r>
         <w:rPr>
           <w:rFonts w:ascii="Times New Roman" w:eastAsia="Times New Roman" w:hAnsi="Times New Roman" w:cs="Times New Roman"/>
@@ -4460,32 +4221,17 @@
           <w:sz w:val="32"/>
           <w:szCs w:val="32"/>
         </w:rPr>
-        <w:br w:type="page"/>
-      </w:r>
-    </w:p>
-    <w:p>
-      <w:pPr>
-        <w:rPr>
+        <w:lastRenderedPageBreak/>
+        <w:t>Παραρτήματα (1)</w:t>
+      </w:r>
+      <w:commentRangeEnd w:id="21"/>
+      <w:r>
+        <w:rPr>
+          <w:rStyle w:val="CommentReference"/>
           <w:rFonts w:ascii="Times New Roman" w:eastAsia="Times New Roman" w:hAnsi="Times New Roman" w:cs="Times New Roman"/>
           <w:b/>
           <w:sz w:val="32"/>
           <w:szCs w:val="32"/>
-        </w:rPr>
-      </w:pPr>
-      <w:commentRangeStart w:id="21"/>
-      <w:r>
-        <w:rPr>
-          <w:rFonts w:ascii="Times New Roman" w:eastAsia="Times New Roman" w:hAnsi="Times New Roman" w:cs="Times New Roman"/>
-          <w:b/>
-          <w:sz w:val="32"/>
-          <w:szCs w:val="32"/>
-        </w:rPr>
-        <w:t>Παραρτήματα (1)</w:t>
-      </w:r>
-      <w:commentRangeEnd w:id="21"/>
-      <w:r>
-        <w:rPr>
-          <w:rStyle w:val="CommentReference"/>
         </w:rPr>
         <w:commentReference w:id="21"/>
       </w:r>
@@ -4573,6 +4319,7 @@
           <w:sz w:val="32"/>
           <w:szCs w:val="32"/>
         </w:rPr>
+        <w:lastRenderedPageBreak/>
         <w:t>Διαφάνεια 2</w:t>
       </w:r>
     </w:p>
@@ -4653,6 +4400,7 @@
           <w:sz w:val="32"/>
           <w:szCs w:val="32"/>
         </w:rPr>
+        <w:lastRenderedPageBreak/>
         <w:t>Διαφάνεια 3</w:t>
       </w:r>
     </w:p>
@@ -4724,6 +4472,7 @@
           <w:sz w:val="32"/>
           <w:szCs w:val="32"/>
         </w:rPr>
+        <w:lastRenderedPageBreak/>
         <w:t>Διαφάνεια 4</w:t>
       </w:r>
     </w:p>
@@ -4801,6 +4550,7 @@
           <w:sz w:val="32"/>
           <w:szCs w:val="32"/>
         </w:rPr>
+        <w:lastRenderedPageBreak/>
         <w:t>Διαφάνεια 5</w:t>
       </w:r>
       <w:r>
@@ -4878,6 +4628,7 @@
           <w:sz w:val="32"/>
           <w:szCs w:val="32"/>
         </w:rPr>
+        <w:lastRenderedPageBreak/>
         <w:t>Διαφάνεια 6</w:t>
       </w:r>
       <w:r>
@@ -4955,6 +4706,7 @@
           <w:sz w:val="32"/>
           <w:szCs w:val="32"/>
         </w:rPr>
+        <w:lastRenderedPageBreak/>
         <w:t>Διαφάνεια 7</w:t>
       </w:r>
       <w:r>
@@ -5032,6 +4784,7 @@
           <w:sz w:val="32"/>
           <w:szCs w:val="32"/>
         </w:rPr>
+        <w:lastRenderedPageBreak/>
         <w:t>Διαφάνεια 8</w:t>
       </w:r>
       <w:r>
@@ -5108,6 +4861,7 @@
           <w:sz w:val="32"/>
           <w:szCs w:val="32"/>
         </w:rPr>
+        <w:lastRenderedPageBreak/>
         <w:t>Διαφάνεια 9</w:t>
       </w:r>
       <w:r>
@@ -5184,6 +4938,7 @@
           <w:sz w:val="32"/>
           <w:szCs w:val="32"/>
         </w:rPr>
+        <w:lastRenderedPageBreak/>
         <w:t>Διαφάνεια 10</w:t>
       </w:r>
       <w:r>
@@ -5261,6 +5016,7 @@
           <w:sz w:val="32"/>
           <w:szCs w:val="32"/>
         </w:rPr>
+        <w:lastRenderedPageBreak/>
         <w:t>Διαφάνεια 11</w:t>
       </w:r>
     </w:p>
@@ -5328,6 +5084,7 @@
           <w:sz w:val="32"/>
           <w:szCs w:val="32"/>
         </w:rPr>
+        <w:lastRenderedPageBreak/>
         <w:t xml:space="preserve">Παραρτήματα (2) </w:t>
       </w:r>
     </w:p>
@@ -5406,6 +5163,7 @@
           <w:szCs w:val="32"/>
           <w:lang w:val="en-US" w:eastAsia="en-US"/>
         </w:rPr>
+        <w:lastRenderedPageBreak/>
         <w:drawing>
           <wp:inline distT="114300" distB="114300" distL="114300" distR="114300" wp14:anchorId="417237CE" wp14:editId="55D39EFE">
             <wp:extent cx="5202938" cy="6391275"/>
@@ -5462,6 +5220,7 @@
           <w:szCs w:val="32"/>
           <w:lang w:val="en-US" w:eastAsia="en-US"/>
         </w:rPr>
+        <w:lastRenderedPageBreak/>
         <w:drawing>
           <wp:inline distT="114300" distB="114300" distL="114300" distR="114300" wp14:anchorId="32876937" wp14:editId="0FDC2EE3">
             <wp:extent cx="5612513" cy="6315075"/>
@@ -5518,6 +5277,7 @@
           <w:sz w:val="32"/>
           <w:szCs w:val="32"/>
         </w:rPr>
+        <w:lastRenderedPageBreak/>
         <w:t xml:space="preserve">Παραρτήματα (3) </w:t>
       </w:r>
     </w:p>
@@ -5645,18 +5405,8 @@
           <w:sz w:val="24"/>
           <w:szCs w:val="24"/>
         </w:rPr>
-        <w:t xml:space="preserve"> το οποίο να τυπώνει τους ΑΡΤΙΟΥΣ αριθμούς από το 0 μέχρι και το 20 συμπεριλαμβανομένων. Δηλαδή το πρόγραμμα σας </w:t>
-      </w:r>
-      <w:proofErr w:type="spellStart"/>
-      <w:r>
-        <w:rPr>
-          <w:rFonts w:ascii="Times New Roman" w:hAnsi="Times New Roman" w:cs="Times New Roman"/>
-          <w:sz w:val="24"/>
-          <w:szCs w:val="24"/>
-        </w:rPr>
-        <w:t>ότ</w:t>
-      </w:r>
-      <w:proofErr w:type="spellEnd"/>
+        <w:t xml:space="preserve"> το οποίο να τυπώνει τους ΑΡΤΙΟΥΣ αριθμούς από το 0 μέχρι και το 20 συμπεριλαμβανομένων. Δηλαδή το πρόγραμμα σας ότ</w:t>
+      </w:r>
       <w:r>
         <w:rPr>
           <w:rFonts w:ascii="Times New Roman" w:hAnsi="Times New Roman" w:cs="Times New Roman"/>
@@ -5737,18 +5487,8 @@
           <w:sz w:val="24"/>
           <w:szCs w:val="24"/>
         </w:rPr>
-        <w:t xml:space="preserve"> το οποίο να τυπώνει ΤΟ ΚΥΒΟ των  αριθμών από το 1 μέχρι και το 10 συμπεριλαμβανομένων. Δηλαδή το πρόγραμμα σας </w:t>
-      </w:r>
-      <w:proofErr w:type="spellStart"/>
-      <w:r>
-        <w:rPr>
-          <w:rFonts w:ascii="Times New Roman" w:hAnsi="Times New Roman" w:cs="Times New Roman"/>
-          <w:sz w:val="24"/>
-          <w:szCs w:val="24"/>
-        </w:rPr>
-        <w:t>ότ</w:t>
-      </w:r>
-      <w:proofErr w:type="spellEnd"/>
+        <w:t xml:space="preserve"> το οποίο να τυπώνει ΤΟ ΚΥΒΟ των  αριθμών από το 1 μέχρι και το 10 συμπεριλαμβανομένων. Δηλαδή το πρόγραμμα σας ότ</w:t>
+      </w:r>
       <w:r>
         <w:rPr>
           <w:rFonts w:ascii="Times New Roman" w:hAnsi="Times New Roman" w:cs="Times New Roman"/>
@@ -6086,7 +5826,7 @@
 </file>
 
 <file path=word/comments.xml><?xml version="1.0" encoding="utf-8"?>
-<w:comments xmlns:wpc="http://schemas.microsoft.com/office/word/2010/wordprocessingCanvas" xmlns:cx="http://schemas.microsoft.com/office/drawing/2014/chartex" xmlns:cx1="http://schemas.microsoft.com/office/drawing/2015/9/8/chartex" xmlns:cx2="http://schemas.microsoft.com/office/drawing/2015/10/21/chartex" xmlns:cx3="http://schemas.microsoft.com/office/drawing/2016/5/9/chartex" xmlns:cx4="http://schemas.microsoft.com/office/drawing/2016/5/10/chartex" xmlns:cx5="http://schemas.microsoft.com/office/drawing/2016/5/11/chartex" xmlns:cx6="http://schemas.microsoft.com/office/drawing/2016/5/12/chartex" xmlns:cx7="http://schemas.microsoft.com/office/drawing/2016/5/13/chartex" xmlns:cx8="http://schemas.microsoft.com/office/drawing/2016/5/14/chartex" xmlns:mc="http://schemas.openxmlformats.org/markup-compatibility/2006" xmlns:aink="http://schemas.microsoft.com/office/drawing/2016/ink" xmlns:am3d="http://schemas.microsoft.com/office/drawing/2017/model3d" xmlns:o="urn:schemas-microsoft-com:office:office" xmlns:oel="http://schemas.microsoft.com/office/2019/extlst" xmlns:r="http://schemas.openxmlformats.org/officeDocument/2006/relationships" xmlns:m="http://schemas.openxmlformats.org/officeDocument/2006/math" xmlns:v="urn:schemas-microsoft-com:vml" xmlns:wp14="http://schemas.microsoft.com/office/word/2010/wordprocessingDrawing" xmlns:wp="http://schemas.openxmlformats.org/drawingml/2006/wordprocessingDrawing" xmlns:w10="urn:schemas-microsoft-com:office:word" xmlns:w="http://schemas.openxmlformats.org/wordprocessingml/2006/main" xmlns:w14="http://schemas.microsoft.com/office/word/2010/wordml" xmlns:w15="http://schemas.microsoft.com/office/word/2012/wordml" xmlns:w16cex="http://schemas.microsoft.com/office/word/2018/wordml/cex" xmlns:w16cid="http://schemas.microsoft.com/office/word/2016/wordml/cid" xmlns:w16="http://schemas.microsoft.com/office/word/2018/wordml" xmlns:w16du="http://schemas.microsoft.com/office/word/2023/wordml/word16du" xmlns:w16sdtdh="http://schemas.microsoft.com/office/word/2020/wordml/sdtdatahash" xmlns:w16se="http://schemas.microsoft.com/office/word/2015/wordml/symex" xmlns:wpg="http://schemas.microsoft.com/office/word/2010/wordprocessingGroup" xmlns:wpi="http://schemas.microsoft.com/office/word/2010/wordprocessingInk" xmlns:wne="http://schemas.microsoft.com/office/word/2006/wordml" xmlns:wps="http://schemas.microsoft.com/office/word/2010/wordprocessingShape" mc:Ignorable="w14 w15 w16se w16cid w16 w16cex w16sdtdh w16du wp14">
+<w:comments xmlns:wpc="http://schemas.microsoft.com/office/word/2010/wordprocessingCanvas" xmlns:cx="http://schemas.microsoft.com/office/drawing/2014/chartex" xmlns:cx1="http://schemas.microsoft.com/office/drawing/2015/9/8/chartex" xmlns:cx2="http://schemas.microsoft.com/office/drawing/2015/10/21/chartex" xmlns:cx3="http://schemas.microsoft.com/office/drawing/2016/5/9/chartex" xmlns:cx4="http://schemas.microsoft.com/office/drawing/2016/5/10/chartex" xmlns:cx5="http://schemas.microsoft.com/office/drawing/2016/5/11/chartex" xmlns:cx6="http://schemas.microsoft.com/office/drawing/2016/5/12/chartex" xmlns:cx7="http://schemas.microsoft.com/office/drawing/2016/5/13/chartex" xmlns:cx8="http://schemas.microsoft.com/office/drawing/2016/5/14/chartex" xmlns:mc="http://schemas.openxmlformats.org/markup-compatibility/2006" xmlns:aink="http://schemas.microsoft.com/office/drawing/2016/ink" xmlns:am3d="http://schemas.microsoft.com/office/drawing/2017/model3d" xmlns:o="urn:schemas-microsoft-com:office:office" xmlns:oel="http://schemas.microsoft.com/office/2019/extlst" xmlns:r="http://schemas.openxmlformats.org/officeDocument/2006/relationships" xmlns:m="http://schemas.openxmlformats.org/officeDocument/2006/math" xmlns:v="urn:schemas-microsoft-com:vml" xmlns:wp14="http://schemas.microsoft.com/office/word/2010/wordprocessingDrawing" xmlns:wp="http://schemas.openxmlformats.org/drawingml/2006/wordprocessingDrawing" xmlns:w10="urn:schemas-microsoft-com:office:word" xmlns:w="http://schemas.openxmlformats.org/wordprocessingml/2006/main" xmlns:w14="http://schemas.microsoft.com/office/word/2010/wordml" xmlns:w15="http://schemas.microsoft.com/office/word/2012/wordml" xmlns:w16cex="http://schemas.microsoft.com/office/word/2018/wordml/cex" xmlns:w16cid="http://schemas.microsoft.com/office/word/2016/wordml/cid" xmlns:w16="http://schemas.microsoft.com/office/word/2018/wordml" xmlns:w16du="http://schemas.microsoft.com/office/word/2023/wordml/word16du" xmlns:w16sdtdh="http://schemas.microsoft.com/office/word/2020/wordml/sdtdatahash" xmlns:w16sdtfl="http://schemas.microsoft.com/office/word/2024/wordml/sdtformatlock" xmlns:w16se="http://schemas.microsoft.com/office/word/2015/wordml/symex" xmlns:wpg="http://schemas.microsoft.com/office/word/2010/wordprocessingGroup" xmlns:wpi="http://schemas.microsoft.com/office/word/2010/wordprocessingInk" xmlns:wne="http://schemas.microsoft.com/office/word/2006/wordml" xmlns:wps="http://schemas.microsoft.com/office/word/2010/wordprocessingShape" mc:Ignorable="w14 w15 w16se w16cid w16 w16cex w16sdtdh w16sdtfl w16du wp14">
   <w:comment w:id="0" w:author="George Olymbiou" w:date="2024-11-17T07:57:00Z" w:initials="GO">
     <w:p>
       <w:pPr>
@@ -6460,7 +6200,7 @@
 </file>
 
 <file path=word/commentsExtended.xml><?xml version="1.0" encoding="utf-8"?>
-<w15:commentsEx xmlns:wpc="http://schemas.microsoft.com/office/word/2010/wordprocessingCanvas" xmlns:cx="http://schemas.microsoft.com/office/drawing/2014/chartex" xmlns:cx1="http://schemas.microsoft.com/office/drawing/2015/9/8/chartex" xmlns:cx2="http://schemas.microsoft.com/office/drawing/2015/10/21/chartex" xmlns:cx3="http://schemas.microsoft.com/office/drawing/2016/5/9/chartex" xmlns:cx4="http://schemas.microsoft.com/office/drawing/2016/5/10/chartex" xmlns:cx5="http://schemas.microsoft.com/office/drawing/2016/5/11/chartex" xmlns:cx6="http://schemas.microsoft.com/office/drawing/2016/5/12/chartex" xmlns:cx7="http://schemas.microsoft.com/office/drawing/2016/5/13/chartex" xmlns:cx8="http://schemas.microsoft.com/office/drawing/2016/5/14/chartex" xmlns:mc="http://schemas.openxmlformats.org/markup-compatibility/2006" xmlns:aink="http://schemas.microsoft.com/office/drawing/2016/ink" xmlns:am3d="http://schemas.microsoft.com/office/drawing/2017/model3d" xmlns:o="urn:schemas-microsoft-com:office:office" xmlns:oel="http://schemas.microsoft.com/office/2019/extlst" xmlns:r="http://schemas.openxmlformats.org/officeDocument/2006/relationships" xmlns:m="http://schemas.openxmlformats.org/officeDocument/2006/math" xmlns:v="urn:schemas-microsoft-com:vml" xmlns:wp14="http://schemas.microsoft.com/office/word/2010/wordprocessingDrawing" xmlns:wp="http://schemas.openxmlformats.org/drawingml/2006/wordprocessingDrawing" xmlns:w10="urn:schemas-microsoft-com:office:word" xmlns:w="http://schemas.openxmlformats.org/wordprocessingml/2006/main" xmlns:w14="http://schemas.microsoft.com/office/word/2010/wordml" xmlns:w15="http://schemas.microsoft.com/office/word/2012/wordml" xmlns:w16cex="http://schemas.microsoft.com/office/word/2018/wordml/cex" xmlns:w16cid="http://schemas.microsoft.com/office/word/2016/wordml/cid" xmlns:w16="http://schemas.microsoft.com/office/word/2018/wordml" xmlns:w16du="http://schemas.microsoft.com/office/word/2023/wordml/word16du" xmlns:w16sdtdh="http://schemas.microsoft.com/office/word/2020/wordml/sdtdatahash" xmlns:w16se="http://schemas.microsoft.com/office/word/2015/wordml/symex" xmlns:wpg="http://schemas.microsoft.com/office/word/2010/wordprocessingGroup" xmlns:wpi="http://schemas.microsoft.com/office/word/2010/wordprocessingInk" xmlns:wne="http://schemas.microsoft.com/office/word/2006/wordml" xmlns:wps="http://schemas.microsoft.com/office/word/2010/wordprocessingShape" mc:Ignorable="w14 w15 w16se w16cid w16 w16cex w16sdtdh w16du wp14">
+<w15:commentsEx xmlns:wpc="http://schemas.microsoft.com/office/word/2010/wordprocessingCanvas" xmlns:cx="http://schemas.microsoft.com/office/drawing/2014/chartex" xmlns:cx1="http://schemas.microsoft.com/office/drawing/2015/9/8/chartex" xmlns:cx2="http://schemas.microsoft.com/office/drawing/2015/10/21/chartex" xmlns:cx3="http://schemas.microsoft.com/office/drawing/2016/5/9/chartex" xmlns:cx4="http://schemas.microsoft.com/office/drawing/2016/5/10/chartex" xmlns:cx5="http://schemas.microsoft.com/office/drawing/2016/5/11/chartex" xmlns:cx6="http://schemas.microsoft.com/office/drawing/2016/5/12/chartex" xmlns:cx7="http://schemas.microsoft.com/office/drawing/2016/5/13/chartex" xmlns:cx8="http://schemas.microsoft.com/office/drawing/2016/5/14/chartex" xmlns:mc="http://schemas.openxmlformats.org/markup-compatibility/2006" xmlns:aink="http://schemas.microsoft.com/office/drawing/2016/ink" xmlns:am3d="http://schemas.microsoft.com/office/drawing/2017/model3d" xmlns:o="urn:schemas-microsoft-com:office:office" xmlns:oel="http://schemas.microsoft.com/office/2019/extlst" xmlns:r="http://schemas.openxmlformats.org/officeDocument/2006/relationships" xmlns:m="http://schemas.openxmlformats.org/officeDocument/2006/math" xmlns:v="urn:schemas-microsoft-com:vml" xmlns:wp14="http://schemas.microsoft.com/office/word/2010/wordprocessingDrawing" xmlns:wp="http://schemas.openxmlformats.org/drawingml/2006/wordprocessingDrawing" xmlns:w10="urn:schemas-microsoft-com:office:word" xmlns:w="http://schemas.openxmlformats.org/wordprocessingml/2006/main" xmlns:w14="http://schemas.microsoft.com/office/word/2010/wordml" xmlns:w15="http://schemas.microsoft.com/office/word/2012/wordml" xmlns:w16cex="http://schemas.microsoft.com/office/word/2018/wordml/cex" xmlns:w16cid="http://schemas.microsoft.com/office/word/2016/wordml/cid" xmlns:w16="http://schemas.microsoft.com/office/word/2018/wordml" xmlns:w16du="http://schemas.microsoft.com/office/word/2023/wordml/word16du" xmlns:w16sdtdh="http://schemas.microsoft.com/office/word/2020/wordml/sdtdatahash" xmlns:w16sdtfl="http://schemas.microsoft.com/office/word/2024/wordml/sdtformatlock" xmlns:w16se="http://schemas.microsoft.com/office/word/2015/wordml/symex" xmlns:wpg="http://schemas.microsoft.com/office/word/2010/wordprocessingGroup" xmlns:wpi="http://schemas.microsoft.com/office/word/2010/wordprocessingInk" xmlns:wne="http://schemas.microsoft.com/office/word/2006/wordml" xmlns:wps="http://schemas.microsoft.com/office/word/2010/wordprocessingShape" mc:Ignorable="w14 w15 w16se w16cid w16 w16cex w16sdtdh w16sdtfl w16du wp14">
   <w15:commentEx w15:paraId="11811791" w15:done="0"/>
   <w15:commentEx w15:paraId="69B66014" w15:done="0"/>
   <w15:commentEx w15:paraId="706110EA" w15:paraIdParent="69B66014" w15:done="0"/>
@@ -6487,7 +6227,7 @@
 </file>
 
 <file path=word/commentsExtensible.xml><?xml version="1.0" encoding="utf-8"?>
-<w16cex:commentsExtensible xmlns:wpc="http://schemas.microsoft.com/office/word/2010/wordprocessingCanvas" xmlns:cx="http://schemas.microsoft.com/office/drawing/2014/chartex" xmlns:cx1="http://schemas.microsoft.com/office/drawing/2015/9/8/chartex" xmlns:cx2="http://schemas.microsoft.com/office/drawing/2015/10/21/chartex" xmlns:cx3="http://schemas.microsoft.com/office/drawing/2016/5/9/chartex" xmlns:cx4="http://schemas.microsoft.com/office/drawing/2016/5/10/chartex" xmlns:cx5="http://schemas.microsoft.com/office/drawing/2016/5/11/chartex" xmlns:cx6="http://schemas.microsoft.com/office/drawing/2016/5/12/chartex" xmlns:cx7="http://schemas.microsoft.com/office/drawing/2016/5/13/chartex" xmlns:cx8="http://schemas.microsoft.com/office/drawing/2016/5/14/chartex" xmlns:cr="http://schemas.microsoft.com/office/comments/2020/reactions" xmlns:mc="http://schemas.openxmlformats.org/markup-compatibility/2006" xmlns:aink="http://schemas.microsoft.com/office/drawing/2016/ink" xmlns:am3d="http://schemas.microsoft.com/office/drawing/2017/model3d" xmlns:o="urn:schemas-microsoft-com:office:office" xmlns:oel="http://schemas.microsoft.com/office/2019/extlst" xmlns:r="http://schemas.openxmlformats.org/officeDocument/2006/relationships" xmlns:m="http://schemas.openxmlformats.org/officeDocument/2006/math" xmlns:v="urn:schemas-microsoft-com:vml" xmlns:wp14="http://schemas.microsoft.com/office/word/2010/wordprocessingDrawing" xmlns:wp="http://schemas.openxmlformats.org/drawingml/2006/wordprocessingDrawing" xmlns:w10="urn:schemas-microsoft-com:office:word" xmlns:w="http://schemas.openxmlformats.org/wordprocessingml/2006/main" xmlns:w14="http://schemas.microsoft.com/office/word/2010/wordml" xmlns:w15="http://schemas.microsoft.com/office/word/2012/wordml" xmlns:w16cex="http://schemas.microsoft.com/office/word/2018/wordml/cex" xmlns:w16cid="http://schemas.microsoft.com/office/word/2016/wordml/cid" xmlns:w16="http://schemas.microsoft.com/office/word/2018/wordml" xmlns:w16du="http://schemas.microsoft.com/office/word/2023/wordml/word16du" xmlns:w16sdtdh="http://schemas.microsoft.com/office/word/2020/wordml/sdtdatahash" xmlns:w16se="http://schemas.microsoft.com/office/word/2015/wordml/symex" xmlns:wpg="http://schemas.microsoft.com/office/word/2010/wordprocessingGroup" xmlns:wpi="http://schemas.microsoft.com/office/word/2010/wordprocessingInk" xmlns:wne="http://schemas.microsoft.com/office/word/2006/wordml" xmlns:wps="http://schemas.microsoft.com/office/word/2010/wordprocessingShape" mc:Ignorable="w14 w15 w16se w16cid w16 w16cex w16sdtdh cr w16du wp14">
+<w16cex:commentsExtensible xmlns:wpc="http://schemas.microsoft.com/office/word/2010/wordprocessingCanvas" xmlns:cx="http://schemas.microsoft.com/office/drawing/2014/chartex" xmlns:cx1="http://schemas.microsoft.com/office/drawing/2015/9/8/chartex" xmlns:cx2="http://schemas.microsoft.com/office/drawing/2015/10/21/chartex" xmlns:cx3="http://schemas.microsoft.com/office/drawing/2016/5/9/chartex" xmlns:cx4="http://schemas.microsoft.com/office/drawing/2016/5/10/chartex" xmlns:cx5="http://schemas.microsoft.com/office/drawing/2016/5/11/chartex" xmlns:cx6="http://schemas.microsoft.com/office/drawing/2016/5/12/chartex" xmlns:cx7="http://schemas.microsoft.com/office/drawing/2016/5/13/chartex" xmlns:cx8="http://schemas.microsoft.com/office/drawing/2016/5/14/chartex" xmlns:cr="http://schemas.microsoft.com/office/comments/2020/reactions" xmlns:mc="http://schemas.openxmlformats.org/markup-compatibility/2006" xmlns:aink="http://schemas.microsoft.com/office/drawing/2016/ink" xmlns:am3d="http://schemas.microsoft.com/office/drawing/2017/model3d" xmlns:o="urn:schemas-microsoft-com:office:office" xmlns:oel="http://schemas.microsoft.com/office/2019/extlst" xmlns:r="http://schemas.openxmlformats.org/officeDocument/2006/relationships" xmlns:m="http://schemas.openxmlformats.org/officeDocument/2006/math" xmlns:v="urn:schemas-microsoft-com:vml" xmlns:wp14="http://schemas.microsoft.com/office/word/2010/wordprocessingDrawing" xmlns:wp="http://schemas.openxmlformats.org/drawingml/2006/wordprocessingDrawing" xmlns:w10="urn:schemas-microsoft-com:office:word" xmlns:w="http://schemas.openxmlformats.org/wordprocessingml/2006/main" xmlns:w14="http://schemas.microsoft.com/office/word/2010/wordml" xmlns:w15="http://schemas.microsoft.com/office/word/2012/wordml" xmlns:w16cex="http://schemas.microsoft.com/office/word/2018/wordml/cex" xmlns:w16cid="http://schemas.microsoft.com/office/word/2016/wordml/cid" xmlns:w16="http://schemas.microsoft.com/office/word/2018/wordml" xmlns:w16du="http://schemas.microsoft.com/office/word/2023/wordml/word16du" xmlns:w16sdtdh="http://schemas.microsoft.com/office/word/2020/wordml/sdtdatahash" xmlns:w16sdtfl="http://schemas.microsoft.com/office/word/2024/wordml/sdtformatlock" xmlns:w16se="http://schemas.microsoft.com/office/word/2015/wordml/symex" xmlns:wpg="http://schemas.microsoft.com/office/word/2010/wordprocessingGroup" xmlns:wpi="http://schemas.microsoft.com/office/word/2010/wordprocessingInk" xmlns:wne="http://schemas.microsoft.com/office/word/2006/wordml" xmlns:wps="http://schemas.microsoft.com/office/word/2010/wordprocessingShape" mc:Ignorable="w14 w15 w16se w16cid w16 w16cex w16sdtdh w16sdtfl cr w16du wp14">
   <w16cex:commentExtensible w16cex:durableId="70F09719" w16cex:dateUtc="2024-11-17T05:57:00Z"/>
   <w16cex:commentExtensible w16cex:durableId="693D0013" w16cex:dateUtc="2024-11-17T06:00:00Z"/>
   <w16cex:commentExtensible w16cex:durableId="55AFD8B6" w16cex:dateUtc="2024-11-17T06:02:00Z"/>
@@ -6514,7 +6254,7 @@
 </file>
 
 <file path=word/commentsIds.xml><?xml version="1.0" encoding="utf-8"?>
-<w16cid:commentsIds xmlns:wpc="http://schemas.microsoft.com/office/word/2010/wordprocessingCanvas" xmlns:cx="http://schemas.microsoft.com/office/drawing/2014/chartex" xmlns:cx1="http://schemas.microsoft.com/office/drawing/2015/9/8/chartex" xmlns:cx2="http://schemas.microsoft.com/office/drawing/2015/10/21/chartex" xmlns:cx3="http://schemas.microsoft.com/office/drawing/2016/5/9/chartex" xmlns:cx4="http://schemas.microsoft.com/office/drawing/2016/5/10/chartex" xmlns:cx5="http://schemas.microsoft.com/office/drawing/2016/5/11/chartex" xmlns:cx6="http://schemas.microsoft.com/office/drawing/2016/5/12/chartex" xmlns:cx7="http://schemas.microsoft.com/office/drawing/2016/5/13/chartex" xmlns:cx8="http://schemas.microsoft.com/office/drawing/2016/5/14/chartex" xmlns:mc="http://schemas.openxmlformats.org/markup-compatibility/2006" xmlns:aink="http://schemas.microsoft.com/office/drawing/2016/ink" xmlns:am3d="http://schemas.microsoft.com/office/drawing/2017/model3d" xmlns:o="urn:schemas-microsoft-com:office:office" xmlns:oel="http://schemas.microsoft.com/office/2019/extlst" xmlns:r="http://schemas.openxmlformats.org/officeDocument/2006/relationships" xmlns:m="http://schemas.openxmlformats.org/officeDocument/2006/math" xmlns:v="urn:schemas-microsoft-com:vml" xmlns:wp14="http://schemas.microsoft.com/office/word/2010/wordprocessingDrawing" xmlns:wp="http://schemas.openxmlformats.org/drawingml/2006/wordprocessingDrawing" xmlns:w10="urn:schemas-microsoft-com:office:word" xmlns:w="http://schemas.openxmlformats.org/wordprocessingml/2006/main" xmlns:w14="http://schemas.microsoft.com/office/word/2010/wordml" xmlns:w15="http://schemas.microsoft.com/office/word/2012/wordml" xmlns:w16cex="http://schemas.microsoft.com/office/word/2018/wordml/cex" xmlns:w16cid="http://schemas.microsoft.com/office/word/2016/wordml/cid" xmlns:w16="http://schemas.microsoft.com/office/word/2018/wordml" xmlns:w16du="http://schemas.microsoft.com/office/word/2023/wordml/word16du" xmlns:w16sdtdh="http://schemas.microsoft.com/office/word/2020/wordml/sdtdatahash" xmlns:w16se="http://schemas.microsoft.com/office/word/2015/wordml/symex" xmlns:wpg="http://schemas.microsoft.com/office/word/2010/wordprocessingGroup" xmlns:wpi="http://schemas.microsoft.com/office/word/2010/wordprocessingInk" xmlns:wne="http://schemas.microsoft.com/office/word/2006/wordml" xmlns:wps="http://schemas.microsoft.com/office/word/2010/wordprocessingShape" mc:Ignorable="w14 w15 w16se w16cid w16 w16cex w16sdtdh w16du wp14">
+<w16cid:commentsIds xmlns:wpc="http://schemas.microsoft.com/office/word/2010/wordprocessingCanvas" xmlns:cx="http://schemas.microsoft.com/office/drawing/2014/chartex" xmlns:cx1="http://schemas.microsoft.com/office/drawing/2015/9/8/chartex" xmlns:cx2="http://schemas.microsoft.com/office/drawing/2015/10/21/chartex" xmlns:cx3="http://schemas.microsoft.com/office/drawing/2016/5/9/chartex" xmlns:cx4="http://schemas.microsoft.com/office/drawing/2016/5/10/chartex" xmlns:cx5="http://schemas.microsoft.com/office/drawing/2016/5/11/chartex" xmlns:cx6="http://schemas.microsoft.com/office/drawing/2016/5/12/chartex" xmlns:cx7="http://schemas.microsoft.com/office/drawing/2016/5/13/chartex" xmlns:cx8="http://schemas.microsoft.com/office/drawing/2016/5/14/chartex" xmlns:mc="http://schemas.openxmlformats.org/markup-compatibility/2006" xmlns:aink="http://schemas.microsoft.com/office/drawing/2016/ink" xmlns:am3d="http://schemas.microsoft.com/office/drawing/2017/model3d" xmlns:o="urn:schemas-microsoft-com:office:office" xmlns:oel="http://schemas.microsoft.com/office/2019/extlst" xmlns:r="http://schemas.openxmlformats.org/officeDocument/2006/relationships" xmlns:m="http://schemas.openxmlformats.org/officeDocument/2006/math" xmlns:v="urn:schemas-microsoft-com:vml" xmlns:wp14="http://schemas.microsoft.com/office/word/2010/wordprocessingDrawing" xmlns:wp="http://schemas.openxmlformats.org/drawingml/2006/wordprocessingDrawing" xmlns:w10="urn:schemas-microsoft-com:office:word" xmlns:w="http://schemas.openxmlformats.org/wordprocessingml/2006/main" xmlns:w14="http://schemas.microsoft.com/office/word/2010/wordml" xmlns:w15="http://schemas.microsoft.com/office/word/2012/wordml" xmlns:w16cex="http://schemas.microsoft.com/office/word/2018/wordml/cex" xmlns:w16cid="http://schemas.microsoft.com/office/word/2016/wordml/cid" xmlns:w16="http://schemas.microsoft.com/office/word/2018/wordml" xmlns:w16du="http://schemas.microsoft.com/office/word/2023/wordml/word16du" xmlns:w16sdtdh="http://schemas.microsoft.com/office/word/2020/wordml/sdtdatahash" xmlns:w16sdtfl="http://schemas.microsoft.com/office/word/2024/wordml/sdtformatlock" xmlns:w16se="http://schemas.microsoft.com/office/word/2015/wordml/symex" xmlns:wpg="http://schemas.microsoft.com/office/word/2010/wordprocessingGroup" xmlns:wpi="http://schemas.microsoft.com/office/word/2010/wordprocessingInk" xmlns:wne="http://schemas.microsoft.com/office/word/2006/wordml" xmlns:wps="http://schemas.microsoft.com/office/word/2010/wordprocessingShape" mc:Ignorable="w14 w15 w16se w16cid w16 w16cex w16sdtdh w16sdtfl w16du wp14">
   <w16cid:commentId w16cid:paraId="11811791" w16cid:durableId="70F09719"/>
   <w16cid:commentId w16cid:paraId="69B66014" w16cid:durableId="693D0013"/>
   <w16cid:commentId w16cid:paraId="706110EA" w16cid:durableId="55AFD8B6"/>
@@ -6541,7 +6281,7 @@
 </file>
 
 <file path=word/numbering.xml><?xml version="1.0" encoding="utf-8"?>
-<w:numbering xmlns:wpc="http://schemas.microsoft.com/office/word/2010/wordprocessingCanvas" xmlns:cx="http://schemas.microsoft.com/office/drawing/2014/chartex" xmlns:cx1="http://schemas.microsoft.com/office/drawing/2015/9/8/chartex" xmlns:cx2="http://schemas.microsoft.com/office/drawing/2015/10/21/chartex" xmlns:cx3="http://schemas.microsoft.com/office/drawing/2016/5/9/chartex" xmlns:cx4="http://schemas.microsoft.com/office/drawing/2016/5/10/chartex" xmlns:cx5="http://schemas.microsoft.com/office/drawing/2016/5/11/chartex" xmlns:cx6="http://schemas.microsoft.com/office/drawing/2016/5/12/chartex" xmlns:cx7="http://schemas.microsoft.com/office/drawing/2016/5/13/chartex" xmlns:cx8="http://schemas.microsoft.com/office/drawing/2016/5/14/chartex" xmlns:mc="http://schemas.openxmlformats.org/markup-compatibility/2006" xmlns:aink="http://schemas.microsoft.com/office/drawing/2016/ink" xmlns:am3d="http://schemas.microsoft.com/office/drawing/2017/model3d" xmlns:o="urn:schemas-microsoft-com:office:office" xmlns:oel="http://schemas.microsoft.com/office/2019/extlst" xmlns:r="http://schemas.openxmlformats.org/officeDocument/2006/relationships" xmlns:m="http://schemas.openxmlformats.org/officeDocument/2006/math" xmlns:v="urn:schemas-microsoft-com:vml" xmlns:wp14="http://schemas.microsoft.com/office/word/2010/wordprocessingDrawing" xmlns:wp="http://schemas.openxmlformats.org/drawingml/2006/wordprocessingDrawing" xmlns:w10="urn:schemas-microsoft-com:office:word" xmlns:w="http://schemas.openxmlformats.org/wordprocessingml/2006/main" xmlns:w14="http://schemas.microsoft.com/office/word/2010/wordml" xmlns:w15="http://schemas.microsoft.com/office/word/2012/wordml" xmlns:w16cex="http://schemas.microsoft.com/office/word/2018/wordml/cex" xmlns:w16cid="http://schemas.microsoft.com/office/word/2016/wordml/cid" xmlns:w16="http://schemas.microsoft.com/office/word/2018/wordml" xmlns:w16du="http://schemas.microsoft.com/office/word/2023/wordml/word16du" xmlns:w16sdtdh="http://schemas.microsoft.com/office/word/2020/wordml/sdtdatahash" xmlns:w16se="http://schemas.microsoft.com/office/word/2015/wordml/symex" xmlns:wpg="http://schemas.microsoft.com/office/word/2010/wordprocessingGroup" xmlns:wpi="http://schemas.microsoft.com/office/word/2010/wordprocessingInk" xmlns:wne="http://schemas.microsoft.com/office/word/2006/wordml" xmlns:wps="http://schemas.microsoft.com/office/word/2010/wordprocessingShape" mc:Ignorable="w14 w15 w16se w16cid w16 w16cex w16sdtdh w16du wp14">
+<w:numbering xmlns:wpc="http://schemas.microsoft.com/office/word/2010/wordprocessingCanvas" xmlns:cx="http://schemas.microsoft.com/office/drawing/2014/chartex" xmlns:cx1="http://schemas.microsoft.com/office/drawing/2015/9/8/chartex" xmlns:cx2="http://schemas.microsoft.com/office/drawing/2015/10/21/chartex" xmlns:cx3="http://schemas.microsoft.com/office/drawing/2016/5/9/chartex" xmlns:cx4="http://schemas.microsoft.com/office/drawing/2016/5/10/chartex" xmlns:cx5="http://schemas.microsoft.com/office/drawing/2016/5/11/chartex" xmlns:cx6="http://schemas.microsoft.com/office/drawing/2016/5/12/chartex" xmlns:cx7="http://schemas.microsoft.com/office/drawing/2016/5/13/chartex" xmlns:cx8="http://schemas.microsoft.com/office/drawing/2016/5/14/chartex" xmlns:mc="http://schemas.openxmlformats.org/markup-compatibility/2006" xmlns:aink="http://schemas.microsoft.com/office/drawing/2016/ink" xmlns:am3d="http://schemas.microsoft.com/office/drawing/2017/model3d" xmlns:o="urn:schemas-microsoft-com:office:office" xmlns:oel="http://schemas.microsoft.com/office/2019/extlst" xmlns:r="http://schemas.openxmlformats.org/officeDocument/2006/relationships" xmlns:m="http://schemas.openxmlformats.org/officeDocument/2006/math" xmlns:v="urn:schemas-microsoft-com:vml" xmlns:wp14="http://schemas.microsoft.com/office/word/2010/wordprocessingDrawing" xmlns:wp="http://schemas.openxmlformats.org/drawingml/2006/wordprocessingDrawing" xmlns:w10="urn:schemas-microsoft-com:office:word" xmlns:w="http://schemas.openxmlformats.org/wordprocessingml/2006/main" xmlns:w14="http://schemas.microsoft.com/office/word/2010/wordml" xmlns:w15="http://schemas.microsoft.com/office/word/2012/wordml" xmlns:w16cex="http://schemas.microsoft.com/office/word/2018/wordml/cex" xmlns:w16cid="http://schemas.microsoft.com/office/word/2016/wordml/cid" xmlns:w16="http://schemas.microsoft.com/office/word/2018/wordml" xmlns:w16du="http://schemas.microsoft.com/office/word/2023/wordml/word16du" xmlns:w16sdtdh="http://schemas.microsoft.com/office/word/2020/wordml/sdtdatahash" xmlns:w16sdtfl="http://schemas.microsoft.com/office/word/2024/wordml/sdtformatlock" xmlns:w16se="http://schemas.microsoft.com/office/word/2015/wordml/symex" xmlns:wpg="http://schemas.microsoft.com/office/word/2010/wordprocessingGroup" xmlns:wpi="http://schemas.microsoft.com/office/word/2010/wordprocessingInk" xmlns:wne="http://schemas.microsoft.com/office/word/2006/wordml" xmlns:wps="http://schemas.microsoft.com/office/word/2010/wordprocessingShape" mc:Ignorable="w14 w15 w16se w16cid w16 w16cex w16sdtdh w16sdtfl w16du wp14">
   <w:abstractNum w:abstractNumId="0" w15:restartNumberingAfterBreak="0">
     <w:nsid w:val="0BF730FD"/>
     <w:multiLevelType w:val="multilevel"/>
@@ -6966,7 +6706,7 @@
 </file>
 
 <file path=word/people.xml><?xml version="1.0" encoding="utf-8"?>
-<w15:people xmlns:wpc="http://schemas.microsoft.com/office/word/2010/wordprocessingCanvas" xmlns:cx="http://schemas.microsoft.com/office/drawing/2014/chartex" xmlns:cx1="http://schemas.microsoft.com/office/drawing/2015/9/8/chartex" xmlns:cx2="http://schemas.microsoft.com/office/drawing/2015/10/21/chartex" xmlns:cx3="http://schemas.microsoft.com/office/drawing/2016/5/9/chartex" xmlns:cx4="http://schemas.microsoft.com/office/drawing/2016/5/10/chartex" xmlns:cx5="http://schemas.microsoft.com/office/drawing/2016/5/11/chartex" xmlns:cx6="http://schemas.microsoft.com/office/drawing/2016/5/12/chartex" xmlns:cx7="http://schemas.microsoft.com/office/drawing/2016/5/13/chartex" xmlns:cx8="http://schemas.microsoft.com/office/drawing/2016/5/14/chartex" xmlns:mc="http://schemas.openxmlformats.org/markup-compatibility/2006" xmlns:aink="http://schemas.microsoft.com/office/drawing/2016/ink" xmlns:am3d="http://schemas.microsoft.com/office/drawing/2017/model3d" xmlns:o="urn:schemas-microsoft-com:office:office" xmlns:oel="http://schemas.microsoft.com/office/2019/extlst" xmlns:r="http://schemas.openxmlformats.org/officeDocument/2006/relationships" xmlns:m="http://schemas.openxmlformats.org/officeDocument/2006/math" xmlns:v="urn:schemas-microsoft-com:vml" xmlns:wp14="http://schemas.microsoft.com/office/word/2010/wordprocessingDrawing" xmlns:wp="http://schemas.openxmlformats.org/drawingml/2006/wordprocessingDrawing" xmlns:w10="urn:schemas-microsoft-com:office:word" xmlns:w="http://schemas.openxmlformats.org/wordprocessingml/2006/main" xmlns:w14="http://schemas.microsoft.com/office/word/2010/wordml" xmlns:w15="http://schemas.microsoft.com/office/word/2012/wordml" xmlns:w16cex="http://schemas.microsoft.com/office/word/2018/wordml/cex" xmlns:w16cid="http://schemas.microsoft.com/office/word/2016/wordml/cid" xmlns:w16="http://schemas.microsoft.com/office/word/2018/wordml" xmlns:w16du="http://schemas.microsoft.com/office/word/2023/wordml/word16du" xmlns:w16sdtdh="http://schemas.microsoft.com/office/word/2020/wordml/sdtdatahash" xmlns:w16se="http://schemas.microsoft.com/office/word/2015/wordml/symex" xmlns:wpg="http://schemas.microsoft.com/office/word/2010/wordprocessingGroup" xmlns:wpi="http://schemas.microsoft.com/office/word/2010/wordprocessingInk" xmlns:wne="http://schemas.microsoft.com/office/word/2006/wordml" xmlns:wps="http://schemas.microsoft.com/office/word/2010/wordprocessingShape" mc:Ignorable="w14 w15 w16se w16cid w16 w16cex w16sdtdh w16du wp14">
+<w15:people xmlns:wpc="http://schemas.microsoft.com/office/word/2010/wordprocessingCanvas" xmlns:cx="http://schemas.microsoft.com/office/drawing/2014/chartex" xmlns:cx1="http://schemas.microsoft.com/office/drawing/2015/9/8/chartex" xmlns:cx2="http://schemas.microsoft.com/office/drawing/2015/10/21/chartex" xmlns:cx3="http://schemas.microsoft.com/office/drawing/2016/5/9/chartex" xmlns:cx4="http://schemas.microsoft.com/office/drawing/2016/5/10/chartex" xmlns:cx5="http://schemas.microsoft.com/office/drawing/2016/5/11/chartex" xmlns:cx6="http://schemas.microsoft.com/office/drawing/2016/5/12/chartex" xmlns:cx7="http://schemas.microsoft.com/office/drawing/2016/5/13/chartex" xmlns:cx8="http://schemas.microsoft.com/office/drawing/2016/5/14/chartex" xmlns:mc="http://schemas.openxmlformats.org/markup-compatibility/2006" xmlns:aink="http://schemas.microsoft.com/office/drawing/2016/ink" xmlns:am3d="http://schemas.microsoft.com/office/drawing/2017/model3d" xmlns:o="urn:schemas-microsoft-com:office:office" xmlns:oel="http://schemas.microsoft.com/office/2019/extlst" xmlns:r="http://schemas.openxmlformats.org/officeDocument/2006/relationships" xmlns:m="http://schemas.openxmlformats.org/officeDocument/2006/math" xmlns:v="urn:schemas-microsoft-com:vml" xmlns:wp14="http://schemas.microsoft.com/office/word/2010/wordprocessingDrawing" xmlns:wp="http://schemas.openxmlformats.org/drawingml/2006/wordprocessingDrawing" xmlns:w10="urn:schemas-microsoft-com:office:word" xmlns:w="http://schemas.openxmlformats.org/wordprocessingml/2006/main" xmlns:w14="http://schemas.microsoft.com/office/word/2010/wordml" xmlns:w15="http://schemas.microsoft.com/office/word/2012/wordml" xmlns:w16cex="http://schemas.microsoft.com/office/word/2018/wordml/cex" xmlns:w16cid="http://schemas.microsoft.com/office/word/2016/wordml/cid" xmlns:w16="http://schemas.microsoft.com/office/word/2018/wordml" xmlns:w16du="http://schemas.microsoft.com/office/word/2023/wordml/word16du" xmlns:w16sdtdh="http://schemas.microsoft.com/office/word/2020/wordml/sdtdatahash" xmlns:w16sdtfl="http://schemas.microsoft.com/office/word/2024/wordml/sdtformatlock" xmlns:w16se="http://schemas.microsoft.com/office/word/2015/wordml/symex" xmlns:wpg="http://schemas.microsoft.com/office/word/2010/wordprocessingGroup" xmlns:wpi="http://schemas.microsoft.com/office/word/2010/wordprocessingInk" xmlns:wne="http://schemas.microsoft.com/office/word/2006/wordml" xmlns:wps="http://schemas.microsoft.com/office/word/2010/wordprocessingShape" mc:Ignorable="w14 w15 w16se w16cid w16 w16cex w16sdtdh w16sdtfl w16du wp14">
   <w15:person w15:author="George Olymbiou">
     <w15:presenceInfo w15:providerId="AD" w15:userId="S::olympiog@ucy.ac.cy::8606f933-5938-49bf-a52b-336ce156d41c"/>
   </w15:person>
@@ -6974,7 +6714,7 @@
 </file>
 
 <file path=word/styles.xml><?xml version="1.0" encoding="utf-8"?>
-<w:styles xmlns:mc="http://schemas.openxmlformats.org/markup-compatibility/2006" xmlns:r="http://schemas.openxmlformats.org/officeDocument/2006/relationships" xmlns:w="http://schemas.openxmlformats.org/wordprocessingml/2006/main" xmlns:w14="http://schemas.microsoft.com/office/word/2010/wordml" xmlns:w15="http://schemas.microsoft.com/office/word/2012/wordml" xmlns:w16cex="http://schemas.microsoft.com/office/word/2018/wordml/cex" xmlns:w16cid="http://schemas.microsoft.com/office/word/2016/wordml/cid" xmlns:w16="http://schemas.microsoft.com/office/word/2018/wordml" xmlns:w16du="http://schemas.microsoft.com/office/word/2023/wordml/word16du" xmlns:w16sdtdh="http://schemas.microsoft.com/office/word/2020/wordml/sdtdatahash" xmlns:w16se="http://schemas.microsoft.com/office/word/2015/wordml/symex" mc:Ignorable="w14 w15 w16se w16cid w16 w16cex w16sdtdh w16du">
+<w:styles xmlns:mc="http://schemas.openxmlformats.org/markup-compatibility/2006" xmlns:r="http://schemas.openxmlformats.org/officeDocument/2006/relationships" xmlns:w="http://schemas.openxmlformats.org/wordprocessingml/2006/main" xmlns:w14="http://schemas.microsoft.com/office/word/2010/wordml" xmlns:w15="http://schemas.microsoft.com/office/word/2012/wordml" xmlns:w16cex="http://schemas.microsoft.com/office/word/2018/wordml/cex" xmlns:w16cid="http://schemas.microsoft.com/office/word/2016/wordml/cid" xmlns:w16="http://schemas.microsoft.com/office/word/2018/wordml" xmlns:w16du="http://schemas.microsoft.com/office/word/2023/wordml/word16du" xmlns:w16sdtdh="http://schemas.microsoft.com/office/word/2020/wordml/sdtdatahash" xmlns:w16sdtfl="http://schemas.microsoft.com/office/word/2024/wordml/sdtformatlock" xmlns:w16se="http://schemas.microsoft.com/office/word/2015/wordml/symex" mc:Ignorable="w14 w15 w16se w16cid w16 w16cex w16sdtdh w16sdtfl w16du">
   <w:docDefaults>
     <w:rPrDefault>
       <w:rPr>
@@ -8093,28 +7833,28 @@
 </file>
 
 <file path=customXml/item1.xml><?xml version="1.0" encoding="utf-8"?>
+<b:Sources xmlns:b="http://schemas.openxmlformats.org/officeDocument/2006/bibliography" xmlns="http://schemas.openxmlformats.org/officeDocument/2006/bibliography" SelectedStyle="\APASixthEditionOfficeOnline.xsl" StyleName="APA" Version="6"/>
+</file>
+
+<file path=customXml/item2.xml><?xml version="1.0" encoding="utf-8"?>
 <go:gDocsCustomXmlDataStorage xmlns:go="http://customooxmlschemas.google.com/" xmlns:r="http://schemas.openxmlformats.org/officeDocument/2006/relationships" uri="GoogleDocsCustomDataVersion2">
   <go:docsCustomData xmlns:go="http://customooxmlschemas.google.com/" roundtripDataSignature="AMtx7mhj9pWf6dfOhko+5wPEuiYLuAnqKA==">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</go:docsCustomData>
 </go:gDocsCustomXmlDataStorage>
 </file>
 
-<file path=customXml/item2.xml><?xml version="1.0" encoding="utf-8"?>
-<b:Sources xmlns:b="http://schemas.openxmlformats.org/officeDocument/2006/bibliography" xmlns="http://schemas.openxmlformats.org/officeDocument/2006/bibliography" SelectedStyle="\APASixthEditionOfficeOnline.xsl" StyleName="APA" Version="6"/>
+<file path=customXml/itemProps1.xml><?xml version="1.0" encoding="utf-8"?>
+<ds:datastoreItem xmlns:ds="http://schemas.openxmlformats.org/officeDocument/2006/customXml" ds:itemID="{5D1ABEE2-E48B-4308-BE1D-800CBD1AAE08}">
+  <ds:schemaRefs>
+    <ds:schemaRef ds:uri="http://schemas.openxmlformats.org/officeDocument/2006/bibliography"/>
+  </ds:schemaRefs>
+</ds:datastoreItem>
 </file>
 
-<file path=customXml/itemProps1.xml><?xml version="1.0" encoding="utf-8"?>
+<file path=customXml/itemProps2.xml><?xml version="1.0" encoding="utf-8"?>
 <ds:datastoreItem xmlns:ds="http://schemas.openxmlformats.org/officeDocument/2006/customXml" ds:itemID="{11111111-1234-1234-1234-123412341234}">
   <ds:schemaRefs>
     <ds:schemaRef ds:uri="http://customooxmlschemas.google.com/"/>
     <ds:schemaRef ds:uri="http://schemas.openxmlformats.org/officeDocument/2006/relationships"/>
   </ds:schemaRefs>
 </ds:datastoreItem>
-</file>
-
-<file path=customXml/itemProps2.xml><?xml version="1.0" encoding="utf-8"?>
-<ds:datastoreItem xmlns:ds="http://schemas.openxmlformats.org/officeDocument/2006/customXml" ds:itemID="{5D1ABEE2-E48B-4308-BE1D-800CBD1AAE08}">
-  <ds:schemaRefs>
-    <ds:schemaRef ds:uri="http://schemas.openxmlformats.org/officeDocument/2006/bibliography"/>
-  </ds:schemaRefs>
-</ds:datastoreItem>
 </file>